--- a/registry/jobs/2026-09-25_004218_nova-digital_lead-backend-php-developer_72f6ead5-395f-45d9-bb98-9554ece2fe48/application/cv.docx
+++ b/registry/jobs/2026-09-25_004218_nova-digital_lead-backend-php-developer_72f6ead5-395f-45d9-bb98-9554ece2fe48/application/cv.docx
@@ -55,7 +55,7 @@
         </w:rPr>
         <w:t xml:space="preserve">Rome, Italy | </w:t>
       </w:r>
-      <w:hyperlink w:history="1" r:id="rIdk2or_ez7jijtats4gnua0">
+      <w:hyperlink w:history="1" r:id="rId667ra7hylt1rzhunwew5a">
         <w:r>
           <w:rPr>
             <w:rFonts w:ascii="Aptos" w:cs="Aptos" w:eastAsia="Aptos" w:hAnsi="Aptos"/>
@@ -76,10 +76,30 @@
           <w:szCs w:val="24"/>
           <w:rtl w:val="false"/>
         </w:rPr>
-        <w:t xml:space="preserve"> | +39 351 370 1194
-LinkedIn: </w:t>
-      </w:r>
-      <w:hyperlink w:history="1" r:id="rIdw-14nag5lxau6ywwk4xdn">
+        <w:t xml:space="preserve"> | +39 351 370 1194</w:t>
+      </w:r>
+      <w:r>
+        <w:rPr>
+          <w:rFonts w:ascii="Aptos" w:cs="Aptos" w:eastAsia="Aptos" w:hAnsi="Aptos"/>
+          <w:color w:val="000000"/>
+          <w:sz w:val="24"/>
+          <w:szCs w:val="24"/>
+          <w:rtl w:val="false"/>
+        </w:rPr>
+        <w:t xml:space="preserve">
+</w:t>
+      </w:r>
+      <w:r>
+        <w:rPr>
+          <w:rFonts w:ascii="Aptos" w:cs="Aptos" w:eastAsia="Aptos" w:hAnsi="Aptos"/>
+          <w:color w:val="000000"/>
+          <w:sz w:val="24"/>
+          <w:szCs w:val="24"/>
+          <w:rtl w:val="false"/>
+        </w:rPr>
+        <w:t xml:space="preserve">LinkedIn: </w:t>
+      </w:r>
+      <w:hyperlink w:history="1" r:id="rIdzwh34mmyb2lcmcso4h6aw">
         <w:r>
           <w:rPr>
             <w:rFonts w:ascii="Aptos" w:cs="Aptos" w:eastAsia="Aptos" w:hAnsi="Aptos"/>
@@ -102,7 +122,7 @@
         </w:rPr>
         <w:t xml:space="preserve"> | GitHub: </w:t>
       </w:r>
-      <w:hyperlink w:history="1" r:id="rIdemczn0embdonug_jwuxjt">
+      <w:hyperlink w:history="1" r:id="rIduccrnhhvisvcjb15pwtgu">
         <w:r>
           <w:rPr>
             <w:rFonts w:ascii="Aptos" w:cs="Aptos" w:eastAsia="Aptos" w:hAnsi="Aptos"/>
@@ -150,12 +170,7 @@
           <w:szCs w:val="24"/>
           <w:rtl w:val="false"/>
         </w:rPr>
-        <w:t xml:space="preserve">Senior backend engineer with 15+ years of PHP production experience and direct
-technical-lead history, most recently architecting a production PHP event-driven
-system that scaled data-lake throughput more than 10x. Comfortable owning both fast
-prototyping and long-term production hardening, with hands-on Docker/Kubernetes
-infrastructure experience and a track record of defining technology roadmaps directly
-with company leadership.</w:t>
+        <w:t xml:space="preserve">Senior backend engineer with 15+ years of PHP and Go production experience and a Technical Lead record in product development. At CRURATED, owned a PHP event analytics platform and made architectural decisions about event delivery, schema versioning and production integration; DataLake throughput increased more than tenfold under that technical ownership. At Hyprr, worked with the CTO on the technology roadmap as the product moved from prototype to closed beta. Brings Laravel/Symfony depth, hands-on event architecture and experience connecting backend services with support automation.</w:t>
       </w:r>
     </w:p>
     <w:p>
@@ -194,18 +209,17 @@
           <w:szCs w:val="24"/>
           <w:rtl w:val="false"/>
         </w:rPr>
-        <w:t xml:space="preserve">Languages &amp; Frameworks:</w:t>
-      </w:r>
-      <w:r>
-        <w:rPr>
-          <w:rFonts w:ascii="Aptos" w:cs="Aptos" w:eastAsia="Aptos" w:hAnsi="Aptos"/>
-          <w:color w:val="000000"/>
-          <w:sz w:val="24"/>
-          <w:szCs w:val="24"/>
-          <w:rtl w:val="false"/>
-        </w:rPr>
-        <w:t xml:space="preserve"> PHP 7/8, Laravel, Symfony, Go
-</w:t>
+        <w:t xml:space="preserve">PHP and architecture:</w:t>
+      </w:r>
+      <w:r>
+        <w:rPr>
+          <w:rFonts w:ascii="Aptos" w:cs="Aptos" w:eastAsia="Aptos" w:hAnsi="Aptos"/>
+          <w:color w:val="000000"/>
+          <w:sz w:val="24"/>
+          <w:szCs w:val="24"/>
+          <w:rtl w:val="false"/>
+        </w:rPr>
+        <w:t xml:space="preserve"> PHP, Laravel, Symfony, REST APIs, microservices, event-driven architecture; </w:t>
       </w:r>
       <w:r>
         <w:rPr>
@@ -217,18 +231,17 @@
           <w:szCs w:val="24"/>
           <w:rtl w:val="false"/>
         </w:rPr>
-        <w:t xml:space="preserve">Data &amp; Messaging:</w:t>
-      </w:r>
-      <w:r>
-        <w:rPr>
-          <w:rFonts w:ascii="Aptos" w:cs="Aptos" w:eastAsia="Aptos" w:hAnsi="Aptos"/>
-          <w:color w:val="000000"/>
-          <w:sz w:val="24"/>
-          <w:szCs w:val="24"/>
-          <w:rtl w:val="false"/>
-        </w:rPr>
-        <w:t xml:space="preserve"> PostgreSQL, MySQL, Event-Driven Architecture, Queues
-</w:t>
+        <w:t xml:space="preserve">Data and integration:</w:t>
+      </w:r>
+      <w:r>
+        <w:rPr>
+          <w:rFonts w:ascii="Aptos" w:cs="Aptos" w:eastAsia="Aptos" w:hAnsi="Aptos"/>
+          <w:color w:val="000000"/>
+          <w:sz w:val="24"/>
+          <w:szCs w:val="24"/>
+          <w:rtl w:val="false"/>
+        </w:rPr>
+        <w:t xml:space="preserve"> PostgreSQL, MySQL, queues, AWS EventBridge, Go; </w:t>
       </w:r>
       <w:r>
         <w:rPr>
@@ -240,63 +253,17 @@
           <w:szCs w:val="24"/>
           <w:rtl w:val="false"/>
         </w:rPr>
-        <w:t xml:space="preserve">APIs &amp; Architecture:</w:t>
-      </w:r>
-      <w:r>
-        <w:rPr>
-          <w:rFonts w:ascii="Aptos" w:cs="Aptos" w:eastAsia="Aptos" w:hAnsi="Aptos"/>
-          <w:color w:val="000000"/>
-          <w:sz w:val="24"/>
-          <w:szCs w:val="24"/>
-          <w:rtl w:val="false"/>
-        </w:rPr>
-        <w:t xml:space="preserve"> REST APIs, Microservices, DDD
-</w:t>
-      </w:r>
-      <w:r>
-        <w:rPr>
-          <w:rFonts w:ascii="Aptos" w:cs="Aptos" w:eastAsia="Aptos" w:hAnsi="Aptos"/>
-          <w:b/>
-          <w:bCs/>
-          <w:color w:val="000000"/>
-          <w:sz w:val="24"/>
-          <w:szCs w:val="24"/>
-          <w:rtl w:val="false"/>
-        </w:rPr>
-        <w:t xml:space="preserve">Infrastructure:</w:t>
-      </w:r>
-      <w:r>
-        <w:rPr>
-          <w:rFonts w:ascii="Aptos" w:cs="Aptos" w:eastAsia="Aptos" w:hAnsi="Aptos"/>
-          <w:color w:val="000000"/>
-          <w:sz w:val="24"/>
-          <w:szCs w:val="24"/>
-          <w:rtl w:val="false"/>
-        </w:rPr>
-        <w:t xml:space="preserve"> Docker, Kubernetes, AWS, CI/CD (GitHub Actions, ArgoCD, Helm)
-</w:t>
-      </w:r>
-      <w:r>
-        <w:rPr>
-          <w:rFonts w:ascii="Aptos" w:cs="Aptos" w:eastAsia="Aptos" w:hAnsi="Aptos"/>
-          <w:b/>
-          <w:bCs/>
-          <w:color w:val="000000"/>
-          <w:sz w:val="24"/>
-          <w:szCs w:val="24"/>
-          <w:rtl w:val="false"/>
-        </w:rPr>
-        <w:t xml:space="preserve">Leadership:</w:t>
-      </w:r>
-      <w:r>
-        <w:rPr>
-          <w:rFonts w:ascii="Aptos" w:cs="Aptos" w:eastAsia="Aptos" w:hAnsi="Aptos"/>
-          <w:color w:val="000000"/>
-          <w:sz w:val="24"/>
-          <w:szCs w:val="24"/>
-          <w:rtl w:val="false"/>
-        </w:rPr>
-        <w:t xml:space="preserve"> Technical Lead, Architecture Roadmap, Cross-Team Collaboration</w:t>
+        <w:t xml:space="preserve">Delivery and operations:</w:t>
+      </w:r>
+      <w:r>
+        <w:rPr>
+          <w:rFonts w:ascii="Aptos" w:cs="Aptos" w:eastAsia="Aptos" w:hAnsi="Aptos"/>
+          <w:color w:val="000000"/>
+          <w:sz w:val="24"/>
+          <w:szCs w:val="24"/>
+          <w:rtl w:val="false"/>
+        </w:rPr>
+        <w:t xml:space="preserve"> Docker, Kubernetes, AWS, CI/CD, GitHub Actions, ArgoCD, Helm</w:t>
       </w:r>
     </w:p>
     <w:p>
@@ -325,17 +292,18 @@
         <w:pStyle w:val="Heading3"/>
         <w:bidi w:val="false"/>
         <w:spacing w:after="120" w:before="240"/>
-      </w:pPr>
-      <w:bookmarkStart w:name="_Toc_CRURATED_PHP_Software_Developer_concurre_5" w:id="1"/>
-      <w:r>
-        <w:rPr>
-          <w:rFonts w:ascii="Aptos" w:cs="Aptos" w:eastAsia="Aptos" w:hAnsi="Aptos"/>
-          <w:color w:val="000000"/>
-          <w:sz w:val="24"/>
-          <w:szCs w:val="24"/>
-          <w:rtl w:val="false"/>
-        </w:rPr>
-        <w:t xml:space="preserve">CRURATED — PHP Software Developer (concurrent part-time subcontract/consulting engagement)</w:t>
+        <w:keepNext/>
+      </w:pPr>
+      <w:bookmarkStart w:name="_Toc_Simple_App_Simplelife_Software_Developer_5" w:id="1"/>
+      <w:r>
+        <w:rPr>
+          <w:rFonts w:ascii="Aptos" w:cs="Aptos" w:eastAsia="Aptos" w:hAnsi="Aptos"/>
+          <w:color w:val="000000"/>
+          <w:sz w:val="24"/>
+          <w:szCs w:val="24"/>
+          <w:rtl w:val="false"/>
+        </w:rPr>
+        <w:t xml:space="preserve">Simple App (Simple.life) — Software Developer</w:t>
       </w:r>
       <w:bookmarkEnd w:id="1"/>
     </w:p>
@@ -344,16 +312,17 @@
         <w:bidi w:val="false"/>
         <w:spacing w:after="120" w:before="120" w:line="259.20000000000005"/>
         <w:jc w:val="left"/>
-      </w:pPr>
-      <w:r>
-        <w:rPr>
-          <w:rFonts w:ascii="Aptos" w:cs="Aptos" w:eastAsia="Aptos" w:hAnsi="Aptos"/>
-          <w:color w:val="000000"/>
-          <w:sz w:val="24"/>
-          <w:szCs w:val="24"/>
-          <w:rtl w:val="false"/>
-        </w:rPr>
-        <w:t xml:space="preserve">Aug 2024 – Jan 2026</w:t>
+        <w:keepNext/>
+      </w:pPr>
+      <w:r>
+        <w:rPr>
+          <w:rFonts w:ascii="Aptos" w:cs="Aptos" w:eastAsia="Aptos" w:hAnsi="Aptos"/>
+          <w:color w:val="000000"/>
+          <w:sz w:val="24"/>
+          <w:szCs w:val="24"/>
+          <w:rtl w:val="false"/>
+        </w:rPr>
+        <w:t xml:space="preserve">November 2023 – 2026</w:t>
       </w:r>
     </w:p>
     <w:p>
@@ -374,8 +343,7 @@
           <w:szCs w:val="24"/>
           <w:rtl w:val="false"/>
         </w:rPr>
-        <w:t xml:space="preserve">Architected a scalable, event-driven system using queues and EventBridge, increasing
-data-lake throughput by more than 10x.</w:t>
+        <w:t xml:space="preserve">Built a multi-tenant Go helpdesk gateway with a vendor-neutral event model and Intercom/Zendesk adapters, enabling the first B2B demo of the support AI product.</w:t>
       </w:r>
     </w:p>
     <w:p>
@@ -396,8 +364,7 @@
           <w:szCs w:val="24"/>
           <w:rtl w:val="false"/>
         </w:rPr>
-        <w:t xml:space="preserve">Defined a versioned event schema to enforce consistency across teams and accelerate
-integration of new event types.</w:t>
+        <w:t xml:space="preserve">Led backend work on a production LLM support agent, adding action tools for subscription, refund and user-search flows and an evaluation pipeline joining conversations, actions and subscription-state snapshots.</w:t>
       </w:r>
     </w:p>
     <w:p>
@@ -418,8 +385,7 @@
           <w:szCs w:val="24"/>
           <w:rtl w:val="false"/>
         </w:rPr>
-        <w:t xml:space="preserve">Took full technical ownership of the DataLake and event-analytics platform in
-production.</w:t>
+        <w:t xml:space="preserve">Architected and released an outbound calling backend on Amazon Connect after security sign-off, using agent federation to remove per-agent AWS account setup.</w:t>
       </w:r>
     </w:p>
     <w:p>
@@ -440,8 +406,7 @@
           <w:szCs w:val="24"/>
           <w:rtl w:val="false"/>
         </w:rPr>
-        <w:t xml:space="preserve">Took full technical ownership of the Crutrade integration in production, including
-authentication/OTP, account linking, and collection import/export.</w:t>
+        <w:t xml:space="preserve">Consolidated three Snowflake-to-Intercom pipelines into one engine, reducing code from 1,670 to 800 lines, testing all three processes and removing a 100-item-per-day cap.</w:t>
       </w:r>
     </w:p>
     <w:p>
@@ -462,7 +427,7 @@
           <w:szCs w:val="24"/>
           <w:rtl w:val="false"/>
         </w:rPr>
-        <w:t xml:space="preserve">CRURATED DataLake throughput increased by over 10x under direct technical ownership.</w:t>
+        <w:t xml:space="preserve">Automated GDPR data exports across seven sources through a self-service admin workflow for request creation, listing and status tracking.</w:t>
       </w:r>
     </w:p>
     <w:p>
@@ -491,7 +456,7 @@
           <w:szCs w:val="24"/>
           <w:rtl w:val="false"/>
         </w:rPr>
-        <w:t xml:space="preserve"> PHP, EventBridge, Event-Driven Architecture, Queues, REST APIs</w:t>
+        <w:t xml:space="preserve"> Go, PHP, PostgreSQL, AWS, Kubernetes, Snowflake, Intercom, Zendesk, LLM integration</w:t>
       </w:r>
     </w:p>
     <w:p>
@@ -500,17 +465,18 @@
         <w:pStyle w:val="Heading3"/>
         <w:bidi w:val="false"/>
         <w:spacing w:after="120" w:before="240"/>
-      </w:pPr>
-      <w:bookmarkStart w:name="_Toc_Simple_App_Simplelife_Software_Developer_6" w:id="1"/>
-      <w:r>
-        <w:rPr>
-          <w:rFonts w:ascii="Aptos" w:cs="Aptos" w:eastAsia="Aptos" w:hAnsi="Aptos"/>
-          <w:color w:val="000000"/>
-          <w:sz w:val="24"/>
-          <w:szCs w:val="24"/>
-          <w:rtl w:val="false"/>
-        </w:rPr>
-        <w:t xml:space="preserve">Simple App (Simple.life) — Software Developer</w:t>
+        <w:keepNext/>
+      </w:pPr>
+      <w:bookmarkStart w:name="_Toc_CRURATED_PHP_Software_Developer_concurre_6" w:id="1"/>
+      <w:r>
+        <w:rPr>
+          <w:rFonts w:ascii="Aptos" w:cs="Aptos" w:eastAsia="Aptos" w:hAnsi="Aptos"/>
+          <w:color w:val="000000"/>
+          <w:sz w:val="24"/>
+          <w:szCs w:val="24"/>
+          <w:rtl w:val="false"/>
+        </w:rPr>
+        <w:t xml:space="preserve">CRURATED — PHP Software Developer (concurrent part-time subcontract)</w:t>
       </w:r>
       <w:bookmarkEnd w:id="1"/>
     </w:p>
@@ -519,16 +485,17 @@
         <w:bidi w:val="false"/>
         <w:spacing w:after="120" w:before="120" w:line="259.20000000000005"/>
         <w:jc w:val="left"/>
-      </w:pPr>
-      <w:r>
-        <w:rPr>
-          <w:rFonts w:ascii="Aptos" w:cs="Aptos" w:eastAsia="Aptos" w:hAnsi="Aptos"/>
-          <w:color w:val="000000"/>
-          <w:sz w:val="24"/>
-          <w:szCs w:val="24"/>
-          <w:rtl w:val="false"/>
-        </w:rPr>
-        <w:t xml:space="preserve">Nov 2023 – Jul 2026</w:t>
+        <w:keepNext/>
+      </w:pPr>
+      <w:r>
+        <w:rPr>
+          <w:rFonts w:ascii="Aptos" w:cs="Aptos" w:eastAsia="Aptos" w:hAnsi="Aptos"/>
+          <w:color w:val="000000"/>
+          <w:sz w:val="24"/>
+          <w:szCs w:val="24"/>
+          <w:rtl w:val="false"/>
+        </w:rPr>
+        <w:t xml:space="preserve">August 2024 – January 2026</w:t>
       </w:r>
     </w:p>
     <w:p>
@@ -549,8 +516,7 @@
           <w:szCs w:val="24"/>
           <w:rtl w:val="false"/>
         </w:rPr>
-        <w:t xml:space="preserve">Engineered a unified API orchestration layer to streamline ticket routing,
-classification, and lifecycle tracking on a self-owned backend platform.</w:t>
+        <w:t xml:space="preserve">Architected a production PHP event analytics pipeline using queues and AWS EventBridge; DataLake throughput increased more than 10x under technical ownership.</w:t>
       </w:r>
     </w:p>
     <w:p>
@@ -571,8 +537,7 @@
           <w:szCs w:val="24"/>
           <w:rtl w:val="false"/>
         </w:rPr>
-        <w:t xml:space="preserve">Personally owned platform operation at a scale of at least 20,000 tickets in an
-ordinary month, growing to as much as three times that level during peak season.</w:t>
+        <w:t xml:space="preserve">Designed versioned event schemas and owned parallel event-version publication in production, allowing consumers to transition between schemas while new events were delivered.</w:t>
       </w:r>
     </w:p>
     <w:p>
@@ -593,74 +558,7 @@
           <w:szCs w:val="24"/>
           <w:rtl w:val="false"/>
         </w:rPr>
-        <w:t xml:space="preserve">Collaborated cross-functionally with Support Ops, Product, and AI teams to align
-automation with measurable impact.</w:t>
-      </w:r>
-    </w:p>
-    <w:p>
-      <w:pPr>
-        <w:bidi w:val="false"/>
-        <w:spacing w:after="120" w:before="120" w:line="259.20000000000005"/>
-        <w:jc w:val="left"/>
-      </w:pPr>
-      <w:r>
-        <w:rPr>
-          <w:rFonts w:ascii="Aptos" w:cs="Aptos" w:eastAsia="Aptos" w:hAnsi="Aptos"/>
-          <w:b/>
-          <w:bCs/>
-          <w:color w:val="000000"/>
-          <w:sz w:val="24"/>
-          <w:szCs w:val="24"/>
-          <w:rtl w:val="false"/>
-        </w:rPr>
-        <w:t xml:space="preserve">Technologies:</w:t>
-      </w:r>
-      <w:r>
-        <w:rPr>
-          <w:rFonts w:ascii="Aptos" w:cs="Aptos" w:eastAsia="Aptos" w:hAnsi="Aptos"/>
-          <w:color w:val="000000"/>
-          <w:sz w:val="24"/>
-          <w:szCs w:val="24"/>
-          <w:rtl w:val="false"/>
-        </w:rPr>
-        <w:t xml:space="preserve"> Go, REST APIs, Cross-Team Integration</w:t>
-      </w:r>
-    </w:p>
-    <w:p>
-      <w:pPr>
-        <w:pStyle w:val="3"/>
-        <w:pStyle w:val="Heading3"/>
-        <w:bidi w:val="false"/>
-        <w:spacing w:after="120" w:before="240"/>
-      </w:pPr>
-      <w:bookmarkStart w:name="_Toc_airSlate_Senior_Software_Developer_7" w:id="1"/>
-      <w:r>
-        <w:rPr>
-          <w:rFonts w:ascii="Aptos" w:cs="Aptos" w:eastAsia="Aptos" w:hAnsi="Aptos"/>
-          <w:color w:val="000000"/>
-          <w:sz w:val="24"/>
-          <w:szCs w:val="24"/>
-          <w:rtl w:val="false"/>
-        </w:rPr>
-        <w:t xml:space="preserve">airSlate — Senior Software Developer</w:t>
-      </w:r>
-      <w:bookmarkEnd w:id="1"/>
-    </w:p>
-    <w:p>
-      <w:pPr>
-        <w:bidi w:val="false"/>
-        <w:spacing w:after="120" w:before="120" w:line="259.20000000000005"/>
-        <w:jc w:val="left"/>
-      </w:pPr>
-      <w:r>
-        <w:rPr>
-          <w:rFonts w:ascii="Aptos" w:cs="Aptos" w:eastAsia="Aptos" w:hAnsi="Aptos"/>
-          <w:color w:val="000000"/>
-          <w:sz w:val="24"/>
-          <w:szCs w:val="24"/>
-          <w:rtl w:val="false"/>
-        </w:rPr>
-        <w:t xml:space="preserve">Feb 2021 – Aug 2023</w:t>
+        <w:t xml:space="preserve">Maintained event delivery reliability above 99.9% through fault-tolerant pipeline design, retries and observability.</w:t>
       </w:r>
     </w:p>
     <w:p>
@@ -681,8 +579,7 @@
           <w:szCs w:val="24"/>
           <w:rtl w:val="false"/>
         </w:rPr>
-        <w:t xml:space="preserve">Developed a Laravel/Symfony-based product-wide logger package adhering to the
-interservice communication standard.</w:t>
+        <w:t xml:space="preserve">Owned the Crutrade integration in production, including authentication and OTP, account linking, collection exchange and purchase-ownership verification.</w:t>
       </w:r>
     </w:p>
     <w:p>
@@ -703,8 +600,7 @@
           <w:szCs w:val="24"/>
           <w:rtl w:val="false"/>
         </w:rPr>
-        <w:t xml:space="preserve">Reduced peak load on the main database by removing bottlenecks and redistributing
-workload, improving stability during high-traffic periods.</w:t>
+        <w:t xml:space="preserve">Reduced new analytics stream setup from several days to under four hours through modular design.</w:t>
       </w:r>
     </w:p>
     <w:p>
@@ -733,7 +629,7 @@
           <w:szCs w:val="24"/>
           <w:rtl w:val="false"/>
         </w:rPr>
-        <w:t xml:space="preserve"> PHP, Laravel, Symfony, MySQL</w:t>
+        <w:t xml:space="preserve"> PHP, Laravel, AWS EventBridge, queues, REST APIs</w:t>
       </w:r>
     </w:p>
     <w:p>
@@ -742,17 +638,18 @@
         <w:pStyle w:val="Heading3"/>
         <w:bidi w:val="false"/>
         <w:spacing w:after="120" w:before="240"/>
-      </w:pPr>
-      <w:bookmarkStart w:name="_Toc_Hyprr_Technical_Lead_8" w:id="1"/>
-      <w:r>
-        <w:rPr>
-          <w:rFonts w:ascii="Aptos" w:cs="Aptos" w:eastAsia="Aptos" w:hAnsi="Aptos"/>
-          <w:color w:val="000000"/>
-          <w:sz w:val="24"/>
-          <w:szCs w:val="24"/>
-          <w:rtl w:val="false"/>
-        </w:rPr>
-        <w:t xml:space="preserve">Hyprr — Technical Lead</w:t>
+        <w:keepNext/>
+      </w:pPr>
+      <w:bookmarkStart w:name="_Toc_airSlate_Senior_Software_Developer_7" w:id="1"/>
+      <w:r>
+        <w:rPr>
+          <w:rFonts w:ascii="Aptos" w:cs="Aptos" w:eastAsia="Aptos" w:hAnsi="Aptos"/>
+          <w:color w:val="000000"/>
+          <w:sz w:val="24"/>
+          <w:szCs w:val="24"/>
+          <w:rtl w:val="false"/>
+        </w:rPr>
+        <w:t xml:space="preserve">airSlate — Senior Software Developer</w:t>
       </w:r>
       <w:bookmarkEnd w:id="1"/>
     </w:p>
@@ -761,16 +658,17 @@
         <w:bidi w:val="false"/>
         <w:spacing w:after="120" w:before="120" w:line="259.20000000000005"/>
         <w:jc w:val="left"/>
-      </w:pPr>
-      <w:r>
-        <w:rPr>
-          <w:rFonts w:ascii="Aptos" w:cs="Aptos" w:eastAsia="Aptos" w:hAnsi="Aptos"/>
-          <w:color w:val="000000"/>
-          <w:sz w:val="24"/>
-          <w:szCs w:val="24"/>
-          <w:rtl w:val="false"/>
-        </w:rPr>
-        <w:t xml:space="preserve">Nov 2019 – Jan 2021</w:t>
+        <w:keepNext/>
+      </w:pPr>
+      <w:r>
+        <w:rPr>
+          <w:rFonts w:ascii="Aptos" w:cs="Aptos" w:eastAsia="Aptos" w:hAnsi="Aptos"/>
+          <w:color w:val="000000"/>
+          <w:sz w:val="24"/>
+          <w:szCs w:val="24"/>
+          <w:rtl w:val="false"/>
+        </w:rPr>
+        <w:t xml:space="preserve">February 2021 – August 2023</w:t>
       </w:r>
     </w:p>
     <w:p>
@@ -791,8 +689,7 @@
           <w:szCs w:val="24"/>
           <w:rtl w:val="false"/>
         </w:rPr>
-        <w:t xml:space="preserve">Defined the technology roadmap directly with the CTO, establishing the core PHP,
-Go, AWS, and Kubernetes stack for the product.</w:t>
+        <w:t xml:space="preserve">Built a Laravel/Symfony logger package used across services and aligned it with the interservice communication standard.</w:t>
       </w:r>
     </w:p>
     <w:p>
@@ -813,73 +710,7 @@
           <w:szCs w:val="24"/>
           <w:rtl w:val="false"/>
         </w:rPr>
-        <w:t xml:space="preserve">Brought the product from prototype to closed beta in under 6 months.</w:t>
-      </w:r>
-    </w:p>
-    <w:p>
-      <w:pPr>
-        <w:bidi w:val="false"/>
-        <w:spacing w:after="120" w:before="120" w:line="259.20000000000005"/>
-        <w:jc w:val="left"/>
-      </w:pPr>
-      <w:r>
-        <w:rPr>
-          <w:rFonts w:ascii="Aptos" w:cs="Aptos" w:eastAsia="Aptos" w:hAnsi="Aptos"/>
-          <w:b/>
-          <w:bCs/>
-          <w:color w:val="000000"/>
-          <w:sz w:val="24"/>
-          <w:szCs w:val="24"/>
-          <w:rtl w:val="false"/>
-        </w:rPr>
-        <w:t xml:space="preserve">Technologies:</w:t>
-      </w:r>
-      <w:r>
-        <w:rPr>
-          <w:rFonts w:ascii="Aptos" w:cs="Aptos" w:eastAsia="Aptos" w:hAnsi="Aptos"/>
-          <w:color w:val="000000"/>
-          <w:sz w:val="24"/>
-          <w:szCs w:val="24"/>
-          <w:rtl w:val="false"/>
-        </w:rPr>
-        <w:t xml:space="preserve"> PHP, Go, Laravel, AWS, Kubernetes</w:t>
-      </w:r>
-    </w:p>
-    <w:p>
-      <w:pPr>
-        <w:pStyle w:val="3"/>
-        <w:pStyle w:val="Heading3"/>
-        <w:bidi w:val="false"/>
-        <w:spacing w:after="120" w:before="240"/>
-      </w:pPr>
-      <w:bookmarkStart w:name="_Toc_PDFfiller_Software_Developer_9" w:id="1"/>
-      <w:r>
-        <w:rPr>
-          <w:rFonts w:ascii="Aptos" w:cs="Aptos" w:eastAsia="Aptos" w:hAnsi="Aptos"/>
-          <w:color w:val="000000"/>
-          <w:sz w:val="24"/>
-          <w:szCs w:val="24"/>
-          <w:rtl w:val="false"/>
-        </w:rPr>
-        <w:t xml:space="preserve">PDFfiller — Software Developer</w:t>
-      </w:r>
-      <w:bookmarkEnd w:id="1"/>
-    </w:p>
-    <w:p>
-      <w:pPr>
-        <w:bidi w:val="false"/>
-        <w:spacing w:after="120" w:before="120" w:line="259.20000000000005"/>
-        <w:jc w:val="left"/>
-      </w:pPr>
-      <w:r>
-        <w:rPr>
-          <w:rFonts w:ascii="Aptos" w:cs="Aptos" w:eastAsia="Aptos" w:hAnsi="Aptos"/>
-          <w:color w:val="000000"/>
-          <w:sz w:val="24"/>
-          <w:szCs w:val="24"/>
-          <w:rtl w:val="false"/>
-        </w:rPr>
-        <w:t xml:space="preserve">Oct 2016 – Dec 2018</w:t>
+        <w:t xml:space="preserve">Reduced peak load on the main database by removing bottlenecks and redistributing workload, improving stability during busy periods.</w:t>
       </w:r>
     </w:p>
     <w:p>
@@ -900,7 +731,7 @@
           <w:szCs w:val="24"/>
           <w:rtl w:val="false"/>
         </w:rPr>
-        <w:t xml:space="preserve">Led a team of 5 backend engineers developing a transactional email service.</w:t>
+        <w:t xml:space="preserve">Diagnosed production issues through logs, monitoring and SRE dashboards, then delivered fixes and operational improvements.</w:t>
       </w:r>
     </w:p>
     <w:p>
@@ -929,7 +760,117 @@
           <w:szCs w:val="24"/>
           <w:rtl w:val="false"/>
         </w:rPr>
-        <w:t xml:space="preserve"> PHP, Email Infrastructure, Team Leadership</w:t>
+        <w:t xml:space="preserve"> PHP, Laravel, Symfony, MySQL, monitoring</w:t>
+      </w:r>
+    </w:p>
+    <w:p>
+      <w:pPr>
+        <w:pStyle w:val="3"/>
+        <w:pStyle w:val="Heading3"/>
+        <w:bidi w:val="false"/>
+        <w:spacing w:after="120" w:before="240"/>
+        <w:keepNext/>
+      </w:pPr>
+      <w:bookmarkStart w:name="_Toc_Hyprr_Technical_Lead_8" w:id="1"/>
+      <w:r>
+        <w:rPr>
+          <w:rFonts w:ascii="Aptos" w:cs="Aptos" w:eastAsia="Aptos" w:hAnsi="Aptos"/>
+          <w:color w:val="000000"/>
+          <w:sz w:val="24"/>
+          <w:szCs w:val="24"/>
+          <w:rtl w:val="false"/>
+        </w:rPr>
+        <w:t xml:space="preserve">Hyprr — Technical Lead</w:t>
+      </w:r>
+      <w:bookmarkEnd w:id="1"/>
+    </w:p>
+    <w:p>
+      <w:pPr>
+        <w:bidi w:val="false"/>
+        <w:spacing w:after="120" w:before="120" w:line="259.20000000000005"/>
+        <w:jc w:val="left"/>
+        <w:keepNext/>
+      </w:pPr>
+      <w:r>
+        <w:rPr>
+          <w:rFonts w:ascii="Aptos" w:cs="Aptos" w:eastAsia="Aptos" w:hAnsi="Aptos"/>
+          <w:color w:val="000000"/>
+          <w:sz w:val="24"/>
+          <w:szCs w:val="24"/>
+          <w:rtl w:val="false"/>
+        </w:rPr>
+        <w:t xml:space="preserve">November 2019 – January 2021</w:t>
+      </w:r>
+    </w:p>
+    <w:p>
+      <w:pPr>
+        <w:pStyle w:val="ListParagraph"/>
+        <w:numPr>
+          <w:ilvl w:val="0"/>
+          <w:numId w:val="1"/>
+        </w:numPr>
+        <w:bidi w:val="false"/>
+        <w:spacing w:after="60" w:before="60"/>
+      </w:pPr>
+      <w:r>
+        <w:rPr>
+          <w:rFonts w:ascii="Aptos" w:cs="Aptos" w:eastAsia="Aptos" w:hAnsi="Aptos"/>
+          <w:color w:val="000000"/>
+          <w:sz w:val="24"/>
+          <w:szCs w:val="24"/>
+          <w:rtl w:val="false"/>
+        </w:rPr>
+        <w:t xml:space="preserve">Defined the technology roadmap directly with the CTO, establishing the PHP, Go, AWS and Kubernetes stack for product delivery.</w:t>
+      </w:r>
+    </w:p>
+    <w:p>
+      <w:pPr>
+        <w:pStyle w:val="ListParagraph"/>
+        <w:numPr>
+          <w:ilvl w:val="0"/>
+          <w:numId w:val="1"/>
+        </w:numPr>
+        <w:bidi w:val="false"/>
+        <w:spacing w:after="60" w:before="60"/>
+      </w:pPr>
+      <w:r>
+        <w:rPr>
+          <w:rFonts w:ascii="Aptos" w:cs="Aptos" w:eastAsia="Aptos" w:hAnsi="Aptos"/>
+          <w:color w:val="000000"/>
+          <w:sz w:val="24"/>
+          <w:szCs w:val="24"/>
+          <w:rtl w:val="false"/>
+        </w:rPr>
+        <w:t xml:space="preserve">Led backend development on Ethereum-based digital asset components as the platform progressed from prototype to closed beta in under six months.</w:t>
+      </w:r>
+    </w:p>
+    <w:p>
+      <w:pPr>
+        <w:bidi w:val="false"/>
+        <w:spacing w:after="120" w:before="120" w:line="259.20000000000005"/>
+        <w:jc w:val="left"/>
+      </w:pPr>
+      <w:r>
+        <w:rPr>
+          <w:rFonts w:ascii="Aptos" w:cs="Aptos" w:eastAsia="Aptos" w:hAnsi="Aptos"/>
+          <w:b/>
+          <w:bCs/>
+          <w:color w:val="000000"/>
+          <w:sz w:val="24"/>
+          <w:szCs w:val="24"/>
+          <w:rtl w:val="false"/>
+        </w:rPr>
+        <w:t xml:space="preserve">Technologies:</w:t>
+      </w:r>
+      <w:r>
+        <w:rPr>
+          <w:rFonts w:ascii="Aptos" w:cs="Aptos" w:eastAsia="Aptos" w:hAnsi="Aptos"/>
+          <w:color w:val="000000"/>
+          <w:sz w:val="24"/>
+          <w:szCs w:val="24"/>
+          <w:rtl w:val="false"/>
+        </w:rPr>
+        <w:t xml:space="preserve"> PHP, Go, Laravel, AWS, Kubernetes</w:t>
       </w:r>
     </w:p>
     <w:p>
@@ -939,7 +880,7 @@
         <w:bidi w:val="false"/>
         <w:spacing w:after="120" w:before="240"/>
       </w:pPr>
-      <w:bookmarkStart w:name="_Toc_Education_10" w:id="1"/>
+      <w:bookmarkStart w:name="_Toc_Education_9" w:id="1"/>
       <w:r>
         <w:rPr>
           <w:rFonts w:ascii="Aptos" w:cs="Aptos" w:eastAsia="Aptos" w:hAnsi="Aptos"/>
@@ -976,7 +917,7 @@
         <w:bidi w:val="false"/>
         <w:spacing w:after="120" w:before="240"/>
       </w:pPr>
-      <w:bookmarkStart w:name="_Toc_Languages_11" w:id="1"/>
+      <w:bookmarkStart w:name="_Toc_Languages_10" w:id="1"/>
       <w:r>
         <w:rPr>
           <w:rFonts w:ascii="Aptos" w:cs="Aptos" w:eastAsia="Aptos" w:hAnsi="Aptos"/>

--- a/registry/jobs/2026-09-25_004218_nova-digital_lead-backend-php-developer_72f6ead5-395f-45d9-bb98-9554ece2fe48/application/cv.docx
+++ b/registry/jobs/2026-09-25_004218_nova-digital_lead-backend-php-developer_72f6ead5-395f-45d9-bb98-9554ece2fe48/application/cv.docx
@@ -36,7 +36,7 @@
           <w:szCs w:val="24"/>
           <w:rtl w:val="false"/>
         </w:rPr>
-        <w:t xml:space="preserve">Lead Backend PHP Developer</w:t>
+        <w:t xml:space="preserve">Lead Backend PHP Developer | Product Architecture and Event Platforms</w:t>
       </w:r>
     </w:p>
     <w:p>
@@ -55,7 +55,7 @@
         </w:rPr>
         <w:t xml:space="preserve">Rome, Italy | </w:t>
       </w:r>
-      <w:hyperlink w:history="1" r:id="rId667ra7hylt1rzhunwew5a">
+      <w:hyperlink w:history="1" r:id="rIdcnca7bgrf9xi1p3dxqyxk">
         <w:r>
           <w:rPr>
             <w:rFonts w:ascii="Aptos" w:cs="Aptos" w:eastAsia="Aptos" w:hAnsi="Aptos"/>
@@ -99,7 +99,7 @@
         </w:rPr>
         <w:t xml:space="preserve">LinkedIn: </w:t>
       </w:r>
-      <w:hyperlink w:history="1" r:id="rIdzwh34mmyb2lcmcso4h6aw">
+      <w:hyperlink w:history="1" r:id="rIde5tw-zvjfm0sjeftpoae1">
         <w:r>
           <w:rPr>
             <w:rFonts w:ascii="Aptos" w:cs="Aptos" w:eastAsia="Aptos" w:hAnsi="Aptos"/>
@@ -122,7 +122,7 @@
         </w:rPr>
         <w:t xml:space="preserve"> | GitHub: </w:t>
       </w:r>
-      <w:hyperlink w:history="1" r:id="rIduccrnhhvisvcjb15pwtgu">
+      <w:hyperlink w:history="1" r:id="rId-ng5bhvllvhiky4tpykac">
         <w:r>
           <w:rPr>
             <w:rFonts w:ascii="Aptos" w:cs="Aptos" w:eastAsia="Aptos" w:hAnsi="Aptos"/>
@@ -170,7 +170,7 @@
           <w:szCs w:val="24"/>
           <w:rtl w:val="false"/>
         </w:rPr>
-        <w:t xml:space="preserve">Senior backend engineer with 15+ years of PHP and Go production experience and a Technical Lead record in product development. At CRURATED, owned a PHP event analytics platform and made architectural decisions about event delivery, schema versioning and production integration; DataLake throughput increased more than tenfold under that technical ownership. At Hyprr, worked with the CTO on the technology roadmap as the product moved from prototype to closed beta. Brings Laravel/Symfony depth, hands-on event architecture and experience connecting backend services with support automation.</w:t>
+        <w:t xml:space="preserve">Backend engineer and technical lead with more than 15 years of PHP and Go delivery experience. I turn product ideas into production services by defining integration boundaries, evolving event contracts and taking responsibility for reliability after release. Recent work includes a greenfield multi-tenant gateway, an evaluation pipeline for an LLM support agent and PHP analytics architecture under direct technical ownership. I am most effective where a team needs pragmatic architecture and hands-on delivery for a new or changing product.</w:t>
       </w:r>
     </w:p>
     <w:p>
@@ -209,17 +209,28 @@
           <w:szCs w:val="24"/>
           <w:rtl w:val="false"/>
         </w:rPr>
-        <w:t xml:space="preserve">PHP and architecture:</w:t>
-      </w:r>
-      <w:r>
-        <w:rPr>
-          <w:rFonts w:ascii="Aptos" w:cs="Aptos" w:eastAsia="Aptos" w:hAnsi="Aptos"/>
-          <w:color w:val="000000"/>
-          <w:sz w:val="24"/>
-          <w:szCs w:val="24"/>
-          <w:rtl w:val="false"/>
-        </w:rPr>
-        <w:t xml:space="preserve"> PHP, Laravel, Symfony, REST APIs, microservices, event-driven architecture; </w:t>
+        <w:t xml:space="preserve">Languages and frameworks:</w:t>
+      </w:r>
+      <w:r>
+        <w:rPr>
+          <w:rFonts w:ascii="Aptos" w:cs="Aptos" w:eastAsia="Aptos" w:hAnsi="Aptos"/>
+          <w:color w:val="000000"/>
+          <w:sz w:val="24"/>
+          <w:szCs w:val="24"/>
+          <w:rtl w:val="false"/>
+        </w:rPr>
+        <w:t xml:space="preserve"> PHP, Laravel, Symfony, Go.</w:t>
+      </w:r>
+      <w:r>
+        <w:rPr>
+          <w:rFonts w:ascii="Aptos" w:cs="Aptos" w:eastAsia="Aptos" w:hAnsi="Aptos"/>
+          <w:color w:val="000000"/>
+          <w:sz w:val="24"/>
+          <w:szCs w:val="24"/>
+          <w:rtl w:val="false"/>
+        </w:rPr>
+        <w:t xml:space="preserve">
+</w:t>
       </w:r>
       <w:r>
         <w:rPr>
@@ -231,17 +242,28 @@
           <w:szCs w:val="24"/>
           <w:rtl w:val="false"/>
         </w:rPr>
-        <w:t xml:space="preserve">Data and integration:</w:t>
-      </w:r>
-      <w:r>
-        <w:rPr>
-          <w:rFonts w:ascii="Aptos" w:cs="Aptos" w:eastAsia="Aptos" w:hAnsi="Aptos"/>
-          <w:color w:val="000000"/>
-          <w:sz w:val="24"/>
-          <w:szCs w:val="24"/>
-          <w:rtl w:val="false"/>
-        </w:rPr>
-        <w:t xml:space="preserve"> PostgreSQL, MySQL, queues, AWS EventBridge, Go; </w:t>
+        <w:t xml:space="preserve">Architecture and data:</w:t>
+      </w:r>
+      <w:r>
+        <w:rPr>
+          <w:rFonts w:ascii="Aptos" w:cs="Aptos" w:eastAsia="Aptos" w:hAnsi="Aptos"/>
+          <w:color w:val="000000"/>
+          <w:sz w:val="24"/>
+          <w:szCs w:val="24"/>
+          <w:rtl w:val="false"/>
+        </w:rPr>
+        <w:t xml:space="preserve"> REST APIs, OpenAPI, event-driven systems, AWS EventBridge, queues, versioned event schemas, MySQL, PostgreSQL.</w:t>
+      </w:r>
+      <w:r>
+        <w:rPr>
+          <w:rFonts w:ascii="Aptos" w:cs="Aptos" w:eastAsia="Aptos" w:hAnsi="Aptos"/>
+          <w:color w:val="000000"/>
+          <w:sz w:val="24"/>
+          <w:szCs w:val="24"/>
+          <w:rtl w:val="false"/>
+        </w:rPr>
+        <w:t xml:space="preserve">
+</w:t>
       </w:r>
       <w:r>
         <w:rPr>
@@ -253,17 +275,17 @@
           <w:szCs w:val="24"/>
           <w:rtl w:val="false"/>
         </w:rPr>
-        <w:t xml:space="preserve">Delivery and operations:</w:t>
-      </w:r>
-      <w:r>
-        <w:rPr>
-          <w:rFonts w:ascii="Aptos" w:cs="Aptos" w:eastAsia="Aptos" w:hAnsi="Aptos"/>
-          <w:color w:val="000000"/>
-          <w:sz w:val="24"/>
-          <w:szCs w:val="24"/>
-          <w:rtl w:val="false"/>
-        </w:rPr>
-        <w:t xml:space="preserve"> Docker, Kubernetes, AWS, CI/CD, GitHub Actions, ArgoCD, Helm</w:t>
+        <w:t xml:space="preserve">Operations:</w:t>
+      </w:r>
+      <w:r>
+        <w:rPr>
+          <w:rFonts w:ascii="Aptos" w:cs="Aptos" w:eastAsia="Aptos" w:hAnsi="Aptos"/>
+          <w:color w:val="000000"/>
+          <w:sz w:val="24"/>
+          <w:szCs w:val="24"/>
+          <w:rtl w:val="false"/>
+        </w:rPr>
+        <w:t xml:space="preserve"> AWS, Kubernetes, CI/CD, monitoring, production troubleshooting, SQS.</w:t>
       </w:r>
     </w:p>
     <w:p>
@@ -294,16 +316,16 @@
         <w:spacing w:after="120" w:before="240"/>
         <w:keepNext/>
       </w:pPr>
-      <w:bookmarkStart w:name="_Toc_Simple_App_Simplelife_Software_Developer_5" w:id="1"/>
-      <w:r>
-        <w:rPr>
-          <w:rFonts w:ascii="Aptos" w:cs="Aptos" w:eastAsia="Aptos" w:hAnsi="Aptos"/>
-          <w:color w:val="000000"/>
-          <w:sz w:val="24"/>
-          <w:szCs w:val="24"/>
-          <w:rtl w:val="false"/>
-        </w:rPr>
-        <w:t xml:space="preserve">Simple App (Simple.life) — Software Developer</w:t>
+      <w:bookmarkStart w:name="_Toc_Simplelife_Simple_App_Software_Developer_5" w:id="1"/>
+      <w:r>
+        <w:rPr>
+          <w:rFonts w:ascii="Aptos" w:cs="Aptos" w:eastAsia="Aptos" w:hAnsi="Aptos"/>
+          <w:color w:val="000000"/>
+          <w:sz w:val="24"/>
+          <w:szCs w:val="24"/>
+          <w:rtl w:val="false"/>
+        </w:rPr>
+        <w:t xml:space="preserve">Simple.life / Simple App — Software Developer</w:t>
       </w:r>
       <w:bookmarkEnd w:id="1"/>
     </w:p>
@@ -343,7 +365,7 @@
           <w:szCs w:val="24"/>
           <w:rtl w:val="false"/>
         </w:rPr>
-        <w:t xml:space="preserve">Built a multi-tenant Go helpdesk gateway with a vendor-neutral event model and Intercom/Zendesk adapters, enabling the first B2B demo of the support AI product.</w:t>
+        <w:t xml:space="preserve">Built a multi-tenant Go helpdesk gateway with a vendor-neutral event model and Intercom/Zendesk adapters, creating the company’s first B2B support-AI demonstration.</w:t>
       </w:r>
     </w:p>
     <w:p>
@@ -364,7 +386,7 @@
           <w:szCs w:val="24"/>
           <w:rtl w:val="false"/>
         </w:rPr>
-        <w:t xml:space="preserve">Led backend work on a production LLM support agent, adding action tools for subscription, refund and user-search flows and an evaluation pipeline joining conversations, actions and subscription-state snapshots.</w:t>
+        <w:t xml:space="preserve">Built an evaluation pipeline for a production LLM support agent that joined conversation text, action events and subscription-state snapshots; retro-mapped 500+ product tickets to create training and evaluation data.</w:t>
       </w:r>
     </w:p>
     <w:p>
@@ -385,7 +407,7 @@
           <w:szCs w:val="24"/>
           <w:rtl w:val="false"/>
         </w:rPr>
-        <w:t xml:space="preserve">Architected and released an outbound calling backend on Amazon Connect after security sign-off, using agent federation to remove per-agent AWS account setup.</w:t>
+        <w:t xml:space="preserve">Architected and released an Amazon Connect calling backend after security sign-off, using federated agent access to remove per-agent AWS account setup.</w:t>
       </w:r>
     </w:p>
     <w:p>
@@ -406,7 +428,75 @@
           <w:szCs w:val="24"/>
           <w:rtl w:val="false"/>
         </w:rPr>
-        <w:t xml:space="preserve">Consolidated three Snowflake-to-Intercom pipelines into one engine, reducing code from 1,670 to 800 lines, testing all three processes and removing a 100-item-per-day cap.</w:t>
+        <w:t xml:space="preserve">Automated GDPR data exports across seven sources with a self-service administration workflow for request creation, listing and status tracking.</w:t>
+      </w:r>
+    </w:p>
+    <w:p>
+      <w:pPr>
+        <w:bidi w:val="false"/>
+        <w:spacing w:after="120" w:before="120" w:line="259.20000000000005"/>
+        <w:jc w:val="left"/>
+      </w:pPr>
+      <w:r>
+        <w:rPr>
+          <w:rFonts w:ascii="Aptos" w:cs="Aptos" w:eastAsia="Aptos" w:hAnsi="Aptos"/>
+          <w:b/>
+          <w:bCs/>
+          <w:color w:val="000000"/>
+          <w:sz w:val="24"/>
+          <w:szCs w:val="24"/>
+          <w:rtl w:val="false"/>
+        </w:rPr>
+        <w:t xml:space="preserve">Technologies:</w:t>
+      </w:r>
+      <w:r>
+        <w:rPr>
+          <w:rFonts w:ascii="Aptos" w:cs="Aptos" w:eastAsia="Aptos" w:hAnsi="Aptos"/>
+          <w:color w:val="000000"/>
+          <w:sz w:val="24"/>
+          <w:szCs w:val="24"/>
+          <w:rtl w:val="false"/>
+        </w:rPr>
+        <w:t xml:space="preserve"> Go, PHP, PostgreSQL, AWS, Amazon Connect, SQS, Kubernetes, Intercom API, Zendesk API</w:t>
+      </w:r>
+    </w:p>
+    <w:p>
+      <w:pPr>
+        <w:pStyle w:val="3"/>
+        <w:pStyle w:val="Heading3"/>
+        <w:bidi w:val="false"/>
+        <w:spacing w:after="120" w:before="240"/>
+        <w:keepNext/>
+      </w:pPr>
+      <w:bookmarkStart w:name="_Toc_CRURATED_PHP_Software_Developer_concurre_6" w:id="1"/>
+      <w:r>
+        <w:rPr>
+          <w:rFonts w:ascii="Aptos" w:cs="Aptos" w:eastAsia="Aptos" w:hAnsi="Aptos"/>
+          <w:color w:val="000000"/>
+          <w:sz w:val="24"/>
+          <w:szCs w:val="24"/>
+          <w:rtl w:val="false"/>
+        </w:rPr>
+        <w:t xml:space="preserve">CRURATED — PHP Software Developer, concurrent part-time subcontract</w:t>
+      </w:r>
+      <w:bookmarkEnd w:id="1"/>
+    </w:p>
+    <w:p>
+      <w:pPr>
+        <w:bidi w:val="false"/>
+        <w:spacing w:after="120" w:before="120" w:line="259.20000000000005"/>
+        <w:jc w:val="left"/>
+        <w:keepNext/>
+      </w:pPr>
+      <w:r>
+        <w:rPr>
+          <w:rFonts w:ascii="Aptos" w:cs="Aptos" w:eastAsia="Aptos" w:hAnsi="Aptos"/>
+          <w:color w:val="000000"/>
+          <w:sz w:val="24"/>
+          <w:szCs w:val="24"/>
+          <w:rtl w:val="false"/>
+        </w:rPr>
+        <w:t xml:space="preserve">August 2024 – January 2026</w:t>
       </w:r>
     </w:p>
     <w:p>
@@ -427,75 +517,7 @@
           <w:szCs w:val="24"/>
           <w:rtl w:val="false"/>
         </w:rPr>
-        <w:t xml:space="preserve">Automated GDPR data exports across seven sources through a self-service admin workflow for request creation, listing and status tracking.</w:t>
-      </w:r>
-    </w:p>
-    <w:p>
-      <w:pPr>
-        <w:bidi w:val="false"/>
-        <w:spacing w:after="120" w:before="120" w:line="259.20000000000005"/>
-        <w:jc w:val="left"/>
-      </w:pPr>
-      <w:r>
-        <w:rPr>
-          <w:rFonts w:ascii="Aptos" w:cs="Aptos" w:eastAsia="Aptos" w:hAnsi="Aptos"/>
-          <w:b/>
-          <w:bCs/>
-          <w:color w:val="000000"/>
-          <w:sz w:val="24"/>
-          <w:szCs w:val="24"/>
-          <w:rtl w:val="false"/>
-        </w:rPr>
-        <w:t xml:space="preserve">Technologies:</w:t>
-      </w:r>
-      <w:r>
-        <w:rPr>
-          <w:rFonts w:ascii="Aptos" w:cs="Aptos" w:eastAsia="Aptos" w:hAnsi="Aptos"/>
-          <w:color w:val="000000"/>
-          <w:sz w:val="24"/>
-          <w:szCs w:val="24"/>
-          <w:rtl w:val="false"/>
-        </w:rPr>
-        <w:t xml:space="preserve"> Go, PHP, PostgreSQL, AWS, Kubernetes, Snowflake, Intercom, Zendesk, LLM integration</w:t>
-      </w:r>
-    </w:p>
-    <w:p>
-      <w:pPr>
-        <w:pStyle w:val="3"/>
-        <w:pStyle w:val="Heading3"/>
-        <w:bidi w:val="false"/>
-        <w:spacing w:after="120" w:before="240"/>
-        <w:keepNext/>
-      </w:pPr>
-      <w:bookmarkStart w:name="_Toc_CRURATED_PHP_Software_Developer_concurre_6" w:id="1"/>
-      <w:r>
-        <w:rPr>
-          <w:rFonts w:ascii="Aptos" w:cs="Aptos" w:eastAsia="Aptos" w:hAnsi="Aptos"/>
-          <w:color w:val="000000"/>
-          <w:sz w:val="24"/>
-          <w:szCs w:val="24"/>
-          <w:rtl w:val="false"/>
-        </w:rPr>
-        <w:t xml:space="preserve">CRURATED — PHP Software Developer (concurrent part-time subcontract)</w:t>
-      </w:r>
-      <w:bookmarkEnd w:id="1"/>
-    </w:p>
-    <w:p>
-      <w:pPr>
-        <w:bidi w:val="false"/>
-        <w:spacing w:after="120" w:before="120" w:line="259.20000000000005"/>
-        <w:jc w:val="left"/>
-        <w:keepNext/>
-      </w:pPr>
-      <w:r>
-        <w:rPr>
-          <w:rFonts w:ascii="Aptos" w:cs="Aptos" w:eastAsia="Aptos" w:hAnsi="Aptos"/>
-          <w:color w:val="000000"/>
-          <w:sz w:val="24"/>
-          <w:szCs w:val="24"/>
-          <w:rtl w:val="false"/>
-        </w:rPr>
-        <w:t xml:space="preserve">August 2024 – January 2026</w:t>
+        <w:t xml:space="preserve">Owned the production event analytics architecture using queues and AWS EventBridge as DataLake throughput grew by more than tenfold.</w:t>
       </w:r>
     </w:p>
     <w:p>
@@ -516,7 +538,7 @@
           <w:szCs w:val="24"/>
           <w:rtl w:val="false"/>
         </w:rPr>
-        <w:t xml:space="preserve">Architected a production PHP event analytics pipeline using queues and AWS EventBridge; DataLake throughput increased more than 10x under technical ownership.</w:t>
+        <w:t xml:space="preserve">Reduced new analytics stream setup from several days to under four hours through modular stream design.</w:t>
       </w:r>
     </w:p>
     <w:p>
@@ -537,7 +559,7 @@
           <w:szCs w:val="24"/>
           <w:rtl w:val="false"/>
         </w:rPr>
-        <w:t xml:space="preserve">Designed versioned event schemas and owned parallel event-version publication in production, allowing consumers to transition between schemas while new events were delivered.</w:t>
+        <w:t xml:space="preserve">Kept event delivery reliability above 99.9% through fault-tolerant pipeline design, retries and observability.</w:t>
       </w:r>
     </w:p>
     <w:p>
@@ -558,7 +580,7 @@
           <w:szCs w:val="24"/>
           <w:rtl w:val="false"/>
         </w:rPr>
-        <w:t xml:space="preserve">Maintained event delivery reliability above 99.9% through fault-tolerant pipeline design, retries and observability.</w:t>
+        <w:t xml:space="preserve">Designed versioned event schemas and parallel event-version publication, allowing consumers to transition without blocking new events.</w:t>
       </w:r>
     </w:p>
     <w:p>
@@ -579,7 +601,75 @@
           <w:szCs w:val="24"/>
           <w:rtl w:val="false"/>
         </w:rPr>
-        <w:t xml:space="preserve">Owned the Crutrade integration in production, including authentication and OTP, account linking, collection exchange and purchase-ownership verification.</w:t>
+        <w:t xml:space="preserve">Owned the production Crutrade integration across authentication and OTP, account linking, collection exchange and purchase-ownership verification.</w:t>
+      </w:r>
+    </w:p>
+    <w:p>
+      <w:pPr>
+        <w:bidi w:val="false"/>
+        <w:spacing w:after="120" w:before="120" w:line="259.20000000000005"/>
+        <w:jc w:val="left"/>
+      </w:pPr>
+      <w:r>
+        <w:rPr>
+          <w:rFonts w:ascii="Aptos" w:cs="Aptos" w:eastAsia="Aptos" w:hAnsi="Aptos"/>
+          <w:b/>
+          <w:bCs/>
+          <w:color w:val="000000"/>
+          <w:sz w:val="24"/>
+          <w:szCs w:val="24"/>
+          <w:rtl w:val="false"/>
+        </w:rPr>
+        <w:t xml:space="preserve">Technologies:</w:t>
+      </w:r>
+      <w:r>
+        <w:rPr>
+          <w:rFonts w:ascii="Aptos" w:cs="Aptos" w:eastAsia="Aptos" w:hAnsi="Aptos"/>
+          <w:color w:val="000000"/>
+          <w:sz w:val="24"/>
+          <w:szCs w:val="24"/>
+          <w:rtl w:val="false"/>
+        </w:rPr>
+        <w:t xml:space="preserve"> PHP, Laravel, AWS EventBridge, queues, REST APIs, event-driven architecture</w:t>
+      </w:r>
+    </w:p>
+    <w:p>
+      <w:pPr>
+        <w:pStyle w:val="3"/>
+        <w:pStyle w:val="Heading3"/>
+        <w:bidi w:val="false"/>
+        <w:spacing w:after="120" w:before="240"/>
+        <w:keepNext/>
+      </w:pPr>
+      <w:bookmarkStart w:name="_Toc_airSlate_Senior_Software_Developer_7" w:id="1"/>
+      <w:r>
+        <w:rPr>
+          <w:rFonts w:ascii="Aptos" w:cs="Aptos" w:eastAsia="Aptos" w:hAnsi="Aptos"/>
+          <w:color w:val="000000"/>
+          <w:sz w:val="24"/>
+          <w:szCs w:val="24"/>
+          <w:rtl w:val="false"/>
+        </w:rPr>
+        <w:t xml:space="preserve">airSlate — Senior Software Developer</w:t>
+      </w:r>
+      <w:bookmarkEnd w:id="1"/>
+    </w:p>
+    <w:p>
+      <w:pPr>
+        <w:bidi w:val="false"/>
+        <w:spacing w:after="120" w:before="120" w:line="259.20000000000005"/>
+        <w:jc w:val="left"/>
+        <w:keepNext/>
+      </w:pPr>
+      <w:r>
+        <w:rPr>
+          <w:rFonts w:ascii="Aptos" w:cs="Aptos" w:eastAsia="Aptos" w:hAnsi="Aptos"/>
+          <w:color w:val="000000"/>
+          <w:sz w:val="24"/>
+          <w:szCs w:val="24"/>
+          <w:rtl w:val="false"/>
+        </w:rPr>
+        <w:t xml:space="preserve">February 2021 – August 2023</w:t>
       </w:r>
     </w:p>
     <w:p>
@@ -600,75 +690,7 @@
           <w:szCs w:val="24"/>
           <w:rtl w:val="false"/>
         </w:rPr>
-        <w:t xml:space="preserve">Reduced new analytics stream setup from several days to under four hours through modular design.</w:t>
-      </w:r>
-    </w:p>
-    <w:p>
-      <w:pPr>
-        <w:bidi w:val="false"/>
-        <w:spacing w:after="120" w:before="120" w:line="259.20000000000005"/>
-        <w:jc w:val="left"/>
-      </w:pPr>
-      <w:r>
-        <w:rPr>
-          <w:rFonts w:ascii="Aptos" w:cs="Aptos" w:eastAsia="Aptos" w:hAnsi="Aptos"/>
-          <w:b/>
-          <w:bCs/>
-          <w:color w:val="000000"/>
-          <w:sz w:val="24"/>
-          <w:szCs w:val="24"/>
-          <w:rtl w:val="false"/>
-        </w:rPr>
-        <w:t xml:space="preserve">Technologies:</w:t>
-      </w:r>
-      <w:r>
-        <w:rPr>
-          <w:rFonts w:ascii="Aptos" w:cs="Aptos" w:eastAsia="Aptos" w:hAnsi="Aptos"/>
-          <w:color w:val="000000"/>
-          <w:sz w:val="24"/>
-          <w:szCs w:val="24"/>
-          <w:rtl w:val="false"/>
-        </w:rPr>
-        <w:t xml:space="preserve"> PHP, Laravel, AWS EventBridge, queues, REST APIs</w:t>
-      </w:r>
-    </w:p>
-    <w:p>
-      <w:pPr>
-        <w:pStyle w:val="3"/>
-        <w:pStyle w:val="Heading3"/>
-        <w:bidi w:val="false"/>
-        <w:spacing w:after="120" w:before="240"/>
-        <w:keepNext/>
-      </w:pPr>
-      <w:bookmarkStart w:name="_Toc_airSlate_Senior_Software_Developer_7" w:id="1"/>
-      <w:r>
-        <w:rPr>
-          <w:rFonts w:ascii="Aptos" w:cs="Aptos" w:eastAsia="Aptos" w:hAnsi="Aptos"/>
-          <w:color w:val="000000"/>
-          <w:sz w:val="24"/>
-          <w:szCs w:val="24"/>
-          <w:rtl w:val="false"/>
-        </w:rPr>
-        <w:t xml:space="preserve">airSlate — Senior Software Developer</w:t>
-      </w:r>
-      <w:bookmarkEnd w:id="1"/>
-    </w:p>
-    <w:p>
-      <w:pPr>
-        <w:bidi w:val="false"/>
-        <w:spacing w:after="120" w:before="120" w:line="259.20000000000005"/>
-        <w:jc w:val="left"/>
-        <w:keepNext/>
-      </w:pPr>
-      <w:r>
-        <w:rPr>
-          <w:rFonts w:ascii="Aptos" w:cs="Aptos" w:eastAsia="Aptos" w:hAnsi="Aptos"/>
-          <w:color w:val="000000"/>
-          <w:sz w:val="24"/>
-          <w:szCs w:val="24"/>
-          <w:rtl w:val="false"/>
-        </w:rPr>
-        <w:t xml:space="preserve">February 2021 – August 2023</w:t>
+        <w:t xml:space="preserve">Developed a Laravel/Symfony logger package used across services and aligned it with the interservice communication standard.</w:t>
       </w:r>
     </w:p>
     <w:p>
@@ -689,49 +711,7 @@
           <w:szCs w:val="24"/>
           <w:rtl w:val="false"/>
         </w:rPr>
-        <w:t xml:space="preserve">Built a Laravel/Symfony logger package used across services and aligned it with the interservice communication standard.</w:t>
-      </w:r>
-    </w:p>
-    <w:p>
-      <w:pPr>
-        <w:pStyle w:val="ListParagraph"/>
-        <w:numPr>
-          <w:ilvl w:val="0"/>
-          <w:numId w:val="1"/>
-        </w:numPr>
-        <w:bidi w:val="false"/>
-        <w:spacing w:after="60" w:before="60"/>
-      </w:pPr>
-      <w:r>
-        <w:rPr>
-          <w:rFonts w:ascii="Aptos" w:cs="Aptos" w:eastAsia="Aptos" w:hAnsi="Aptos"/>
-          <w:color w:val="000000"/>
-          <w:sz w:val="24"/>
-          <w:szCs w:val="24"/>
-          <w:rtl w:val="false"/>
-        </w:rPr>
         <w:t xml:space="preserve">Reduced peak load on the main database by removing bottlenecks and redistributing workload, improving stability during busy periods.</w:t>
-      </w:r>
-    </w:p>
-    <w:p>
-      <w:pPr>
-        <w:pStyle w:val="ListParagraph"/>
-        <w:numPr>
-          <w:ilvl w:val="0"/>
-          <w:numId w:val="1"/>
-        </w:numPr>
-        <w:bidi w:val="false"/>
-        <w:spacing w:after="60" w:before="60"/>
-      </w:pPr>
-      <w:r>
-        <w:rPr>
-          <w:rFonts w:ascii="Aptos" w:cs="Aptos" w:eastAsia="Aptos" w:hAnsi="Aptos"/>
-          <w:color w:val="000000"/>
-          <w:sz w:val="24"/>
-          <w:szCs w:val="24"/>
-          <w:rtl w:val="false"/>
-        </w:rPr>
-        <w:t xml:space="preserve">Diagnosed production issues through logs, monitoring and SRE dashboards, then delivered fixes and operational improvements.</w:t>
       </w:r>
     </w:p>
     <w:p>
@@ -765,22 +745,21 @@
     </w:p>
     <w:p>
       <w:pPr>
-        <w:pStyle w:val="3"/>
-        <w:pStyle w:val="Heading3"/>
+        <w:pStyle w:val="2"/>
+        <w:pStyle w:val="Heading2"/>
         <w:bidi w:val="false"/>
         <w:spacing w:after="120" w:before="240"/>
-        <w:keepNext/>
-      </w:pPr>
-      <w:bookmarkStart w:name="_Toc_Hyprr_Technical_Lead_8" w:id="1"/>
-      <w:r>
-        <w:rPr>
-          <w:rFonts w:ascii="Aptos" w:cs="Aptos" w:eastAsia="Aptos" w:hAnsi="Aptos"/>
-          <w:color w:val="000000"/>
-          <w:sz w:val="24"/>
-          <w:szCs w:val="24"/>
-          <w:rtl w:val="false"/>
-        </w:rPr>
-        <w:t xml:space="preserve">Hyprr — Technical Lead</w:t>
+      </w:pPr>
+      <w:bookmarkStart w:name="_Toc_Education_8" w:id="1"/>
+      <w:r>
+        <w:rPr>
+          <w:rFonts w:ascii="Aptos" w:cs="Aptos" w:eastAsia="Aptos" w:hAnsi="Aptos"/>
+          <w:color w:val="000000"/>
+          <w:sz w:val="28"/>
+          <w:szCs w:val="28"/>
+          <w:rtl w:val="false"/>
+        </w:rPr>
+        <w:t xml:space="preserve">Education</w:t>
       </w:r>
       <w:bookmarkEnd w:id="1"/>
     </w:p>
@@ -789,88 +768,16 @@
         <w:bidi w:val="false"/>
         <w:spacing w:after="120" w:before="120" w:line="259.20000000000005"/>
         <w:jc w:val="left"/>
-        <w:keepNext/>
-      </w:pPr>
-      <w:r>
-        <w:rPr>
-          <w:rFonts w:ascii="Aptos" w:cs="Aptos" w:eastAsia="Aptos" w:hAnsi="Aptos"/>
-          <w:color w:val="000000"/>
-          <w:sz w:val="24"/>
-          <w:szCs w:val="24"/>
-          <w:rtl w:val="false"/>
-        </w:rPr>
-        <w:t xml:space="preserve">November 2019 – January 2021</w:t>
-      </w:r>
-    </w:p>
-    <w:p>
-      <w:pPr>
-        <w:pStyle w:val="ListParagraph"/>
-        <w:numPr>
-          <w:ilvl w:val="0"/>
-          <w:numId w:val="1"/>
-        </w:numPr>
-        <w:bidi w:val="false"/>
-        <w:spacing w:after="60" w:before="60"/>
-      </w:pPr>
-      <w:r>
-        <w:rPr>
-          <w:rFonts w:ascii="Aptos" w:cs="Aptos" w:eastAsia="Aptos" w:hAnsi="Aptos"/>
-          <w:color w:val="000000"/>
-          <w:sz w:val="24"/>
-          <w:szCs w:val="24"/>
-          <w:rtl w:val="false"/>
-        </w:rPr>
-        <w:t xml:space="preserve">Defined the technology roadmap directly with the CTO, establishing the PHP, Go, AWS and Kubernetes stack for product delivery.</w:t>
-      </w:r>
-    </w:p>
-    <w:p>
-      <w:pPr>
-        <w:pStyle w:val="ListParagraph"/>
-        <w:numPr>
-          <w:ilvl w:val="0"/>
-          <w:numId w:val="1"/>
-        </w:numPr>
-        <w:bidi w:val="false"/>
-        <w:spacing w:after="60" w:before="60"/>
-      </w:pPr>
-      <w:r>
-        <w:rPr>
-          <w:rFonts w:ascii="Aptos" w:cs="Aptos" w:eastAsia="Aptos" w:hAnsi="Aptos"/>
-          <w:color w:val="000000"/>
-          <w:sz w:val="24"/>
-          <w:szCs w:val="24"/>
-          <w:rtl w:val="false"/>
-        </w:rPr>
-        <w:t xml:space="preserve">Led backend development on Ethereum-based digital asset components as the platform progressed from prototype to closed beta in under six months.</w:t>
-      </w:r>
-    </w:p>
-    <w:p>
-      <w:pPr>
-        <w:bidi w:val="false"/>
-        <w:spacing w:after="120" w:before="120" w:line="259.20000000000005"/>
-        <w:jc w:val="left"/>
-      </w:pPr>
-      <w:r>
-        <w:rPr>
-          <w:rFonts w:ascii="Aptos" w:cs="Aptos" w:eastAsia="Aptos" w:hAnsi="Aptos"/>
-          <w:b/>
-          <w:bCs/>
-          <w:color w:val="000000"/>
-          <w:sz w:val="24"/>
-          <w:szCs w:val="24"/>
-          <w:rtl w:val="false"/>
-        </w:rPr>
-        <w:t xml:space="preserve">Technologies:</w:t>
-      </w:r>
-      <w:r>
-        <w:rPr>
-          <w:rFonts w:ascii="Aptos" w:cs="Aptos" w:eastAsia="Aptos" w:hAnsi="Aptos"/>
-          <w:color w:val="000000"/>
-          <w:sz w:val="24"/>
-          <w:szCs w:val="24"/>
-          <w:rtl w:val="false"/>
-        </w:rPr>
-        <w:t xml:space="preserve"> PHP, Go, Laravel, AWS, Kubernetes</w:t>
+      </w:pPr>
+      <w:r>
+        <w:rPr>
+          <w:rFonts w:ascii="Aptos" w:cs="Aptos" w:eastAsia="Aptos" w:hAnsi="Aptos"/>
+          <w:color w:val="000000"/>
+          <w:sz w:val="24"/>
+          <w:szCs w:val="24"/>
+          <w:rtl w:val="false"/>
+        </w:rPr>
+        <w:t xml:space="preserve">MSc in Computer Science, National Technical University, Kharkiv, Ukraine (2003–2008)</w:t>
       </w:r>
     </w:p>
     <w:p>
@@ -880,44 +787,7 @@
         <w:bidi w:val="false"/>
         <w:spacing w:after="120" w:before="240"/>
       </w:pPr>
-      <w:bookmarkStart w:name="_Toc_Education_9" w:id="1"/>
-      <w:r>
-        <w:rPr>
-          <w:rFonts w:ascii="Aptos" w:cs="Aptos" w:eastAsia="Aptos" w:hAnsi="Aptos"/>
-          <w:color w:val="000000"/>
-          <w:sz w:val="28"/>
-          <w:szCs w:val="28"/>
-          <w:rtl w:val="false"/>
-        </w:rPr>
-        <w:t xml:space="preserve">Education</w:t>
-      </w:r>
-      <w:bookmarkEnd w:id="1"/>
-    </w:p>
-    <w:p>
-      <w:pPr>
-        <w:bidi w:val="false"/>
-        <w:spacing w:after="120" w:before="120" w:line="259.20000000000005"/>
-        <w:jc w:val="left"/>
-      </w:pPr>
-      <w:r>
-        <w:rPr>
-          <w:rFonts w:ascii="Aptos" w:cs="Aptos" w:eastAsia="Aptos" w:hAnsi="Aptos"/>
-          <w:color w:val="000000"/>
-          <w:sz w:val="24"/>
-          <w:szCs w:val="24"/>
-          <w:rtl w:val="false"/>
-        </w:rPr>
-        <w:t xml:space="preserve">MSc in Computer Science, National Technical University, Kharkiv, Ukraine (2003–2008)</w:t>
-      </w:r>
-    </w:p>
-    <w:p>
-      <w:pPr>
-        <w:pStyle w:val="2"/>
-        <w:pStyle w:val="Heading2"/>
-        <w:bidi w:val="false"/>
-        <w:spacing w:after="120" w:before="240"/>
-      </w:pPr>
-      <w:bookmarkStart w:name="_Toc_Languages_10" w:id="1"/>
+      <w:bookmarkStart w:name="_Toc_Languages_9" w:id="1"/>
       <w:r>
         <w:rPr>
           <w:rFonts w:ascii="Aptos" w:cs="Aptos" w:eastAsia="Aptos" w:hAnsi="Aptos"/>

--- a/registry/jobs/2026-09-25_004218_nova-digital_lead-backend-php-developer_72f6ead5-395f-45d9-bb98-9554ece2fe48/application/cv.docx
+++ b/registry/jobs/2026-09-25_004218_nova-digital_lead-backend-php-developer_72f6ead5-395f-45d9-bb98-9554ece2fe48/application/cv.docx
@@ -55,7 +55,7 @@
         </w:rPr>
         <w:t xml:space="preserve">Rome, Italy | </w:t>
       </w:r>
-      <w:hyperlink w:history="1" r:id="rIdcnca7bgrf9xi1p3dxqyxk">
+      <w:hyperlink w:history="1" r:id="rId2suzp7jiiexq82xr-w40v">
         <w:r>
           <w:rPr>
             <w:rFonts w:ascii="Aptos" w:cs="Aptos" w:eastAsia="Aptos" w:hAnsi="Aptos"/>
@@ -99,7 +99,7 @@
         </w:rPr>
         <w:t xml:space="preserve">LinkedIn: </w:t>
       </w:r>
-      <w:hyperlink w:history="1" r:id="rIde5tw-zvjfm0sjeftpoae1">
+      <w:hyperlink w:history="1" r:id="rIdgswtzufv21qknsumvqobh">
         <w:r>
           <w:rPr>
             <w:rFonts w:ascii="Aptos" w:cs="Aptos" w:eastAsia="Aptos" w:hAnsi="Aptos"/>
@@ -122,7 +122,7 @@
         </w:rPr>
         <w:t xml:space="preserve"> | GitHub: </w:t>
       </w:r>
-      <w:hyperlink w:history="1" r:id="rId-ng5bhvllvhiky4tpykac">
+      <w:hyperlink w:history="1" r:id="rIdys6imz4dhgud8iqfwq2bp">
         <w:r>
           <w:rPr>
             <w:rFonts w:ascii="Aptos" w:cs="Aptos" w:eastAsia="Aptos" w:hAnsi="Aptos"/>
@@ -170,7 +170,7 @@
           <w:szCs w:val="24"/>
           <w:rtl w:val="false"/>
         </w:rPr>
-        <w:t xml:space="preserve">Backend engineer and technical lead with more than 15 years of PHP and Go delivery experience. I turn product ideas into production services by defining integration boundaries, evolving event contracts and taking responsibility for reliability after release. Recent work includes a greenfield multi-tenant gateway, an evaluation pipeline for an LLM support agent and PHP analytics architecture under direct technical ownership. I am most effective where a team needs pragmatic architecture and hands-on delivery for a new or changing product.</w:t>
+        <w:t xml:space="preserve">Lead backend developer with 15+ years across PHP and Go production systems. I own architecture for privacy-sensitive integrations, event-driven platforms and operational tooling. Recent work includes a PII/PHI-protected health-domain calling platform, vendor-neutral Go integration services and support automation. I combine system design, delivery ownership and production controls with event analytics and PHP platform work.</w:t>
       </w:r>
     </w:p>
     <w:p>
@@ -365,7 +365,7 @@
           <w:szCs w:val="24"/>
           <w:rtl w:val="false"/>
         </w:rPr>
-        <w:t xml:space="preserve">Built a multi-tenant Go helpdesk gateway with a vendor-neutral event model and Intercom/Zendesk adapters, creating the company’s first B2B support-AI demonstration.</w:t>
+        <w:t xml:space="preserve">Owned the architecture and backend of a health-domain calling platform where PII/PHI protection led the design: customer numbers stayed server-side, masked in UI and logs, and short-lived in Amazon Connect; security and call-recording compliance reviews approved production release.</w:t>
       </w:r>
     </w:p>
     <w:p>
@@ -386,7 +386,7 @@
           <w:szCs w:val="24"/>
           <w:rtl w:val="false"/>
         </w:rPr>
-        <w:t xml:space="preserve">Built an evaluation pipeline for a production LLM support agent that joined conversation text, action events and subscription-state snapshots; retro-mapped 500+ product tickets to create training and evaluation data.</w:t>
+        <w:t xml:space="preserve">Designed backend-enforced calling policy for timezone windows, holidays, do-not-call controls and opt-outs, with zero Amazon Connect retries so the platform could not circumvent customer-contact restrictions.</w:t>
       </w:r>
     </w:p>
     <w:p>
@@ -407,7 +407,7 @@
           <w:szCs w:val="24"/>
           <w:rtl w:val="false"/>
         </w:rPr>
-        <w:t xml:space="preserve">Architected and released an Amazon Connect calling backend after security sign-off, using federated agent access to remove per-agent AWS account setup.</w:t>
+        <w:t xml:space="preserve">Designed federated agent access around opaque Entra identities and least privilege, separating operational diagnostics from call access while removing per-agent AWS accounts and a SAML application.</w:t>
       </w:r>
     </w:p>
     <w:p>
@@ -428,7 +428,49 @@
           <w:szCs w:val="24"/>
           <w:rtl w:val="false"/>
         </w:rPr>
-        <w:t xml:space="preserve">Automated GDPR data exports across seven sources with a self-service administration workflow for request creation, listing and status tracking.</w:t>
+        <w:t xml:space="preserve">Built the multi-tenant Go helpdesk gateway that isolated vendor SDKs behind a shared event model and enabled the first B2B support-AI demonstration.</w:t>
+      </w:r>
+    </w:p>
+    <w:p>
+      <w:pPr>
+        <w:pStyle w:val="ListParagraph"/>
+        <w:numPr>
+          <w:ilvl w:val="0"/>
+          <w:numId w:val="1"/>
+        </w:numPr>
+        <w:bidi w:val="false"/>
+        <w:spacing w:after="60" w:before="60"/>
+      </w:pPr>
+      <w:r>
+        <w:rPr>
+          <w:rFonts w:ascii="Aptos" w:cs="Aptos" w:eastAsia="Aptos" w:hAnsi="Aptos"/>
+          <w:color w:val="000000"/>
+          <w:sz w:val="24"/>
+          <w:szCs w:val="24"/>
+          <w:rtl w:val="false"/>
+        </w:rPr>
+        <w:t xml:space="preserve">Built the evaluation pipeline for the production support agent, combining ticket conversations, action events and subscription-state snapshots into evaluation JSON.</w:t>
+      </w:r>
+    </w:p>
+    <w:p>
+      <w:pPr>
+        <w:pStyle w:val="ListParagraph"/>
+        <w:numPr>
+          <w:ilvl w:val="0"/>
+          <w:numId w:val="1"/>
+        </w:numPr>
+        <w:bidi w:val="false"/>
+        <w:spacing w:after="60" w:before="60"/>
+      </w:pPr>
+      <w:r>
+        <w:rPr>
+          <w:rFonts w:ascii="Aptos" w:cs="Aptos" w:eastAsia="Aptos" w:hAnsi="Aptos"/>
+          <w:color w:val="000000"/>
+          <w:sz w:val="24"/>
+          <w:szCs w:val="24"/>
+          <w:rtl w:val="false"/>
+        </w:rPr>
+        <w:t xml:space="preserve">Automated GDPR export and deletion workflows across seven sources through a self-service administration flow.</w:t>
       </w:r>
     </w:p>
     <w:p>

--- a/registry/jobs/2026-09-25_004218_nova-digital_lead-backend-php-developer_72f6ead5-395f-45d9-bb98-9554ece2fe48/application/cv.docx
+++ b/registry/jobs/2026-09-25_004218_nova-digital_lead-backend-php-developer_72f6ead5-395f-45d9-bb98-9554ece2fe48/application/cv.docx
@@ -36,7 +36,7 @@
           <w:szCs w:val="24"/>
           <w:rtl w:val="false"/>
         </w:rPr>
-        <w:t xml:space="preserve">Lead Backend PHP Developer | Product Architecture and Event Platforms</w:t>
+        <w:t xml:space="preserve">Lead Backend PHP Developer | Event Platforms and Product Architecture</w:t>
       </w:r>
     </w:p>
     <w:p>
@@ -55,7 +55,7 @@
         </w:rPr>
         <w:t xml:space="preserve">Rome, Italy | </w:t>
       </w:r>
-      <w:hyperlink w:history="1" r:id="rId2suzp7jiiexq82xr-w40v">
+      <w:hyperlink w:history="1" r:id="rIdg7zmtiijpsbe3cogo4hn0">
         <w:r>
           <w:rPr>
             <w:rFonts w:ascii="Aptos" w:cs="Aptos" w:eastAsia="Aptos" w:hAnsi="Aptos"/>
@@ -99,7 +99,7 @@
         </w:rPr>
         <w:t xml:space="preserve">LinkedIn: </w:t>
       </w:r>
-      <w:hyperlink w:history="1" r:id="rIdgswtzufv21qknsumvqobh">
+      <w:hyperlink w:history="1" r:id="rIdcg3ohknxzszq7j_xvhxpb">
         <w:r>
           <w:rPr>
             <w:rFonts w:ascii="Aptos" w:cs="Aptos" w:eastAsia="Aptos" w:hAnsi="Aptos"/>
@@ -122,7 +122,7 @@
         </w:rPr>
         <w:t xml:space="preserve"> | GitHub: </w:t>
       </w:r>
-      <w:hyperlink w:history="1" r:id="rIdys6imz4dhgud8iqfwq2bp">
+      <w:hyperlink w:history="1" r:id="rIdnuewdqgofaljunuhttuya">
         <w:r>
           <w:rPr>
             <w:rFonts w:ascii="Aptos" w:cs="Aptos" w:eastAsia="Aptos" w:hAnsi="Aptos"/>
@@ -170,7 +170,7 @@
           <w:szCs w:val="24"/>
           <w:rtl w:val="false"/>
         </w:rPr>
-        <w:t xml:space="preserve">Lead backend developer with 15+ years across PHP and Go production systems. I own architecture for privacy-sensitive integrations, event-driven platforms and operational tooling. Recent work includes a PII/PHI-protected health-domain calling platform, vendor-neutral Go integration services and support automation. I combine system design, delivery ownership and production controls with event analytics and PHP platform work.</w:t>
+        <w:t xml:space="preserve">Backend engineer and technical lead with 15+ years building PHP and Go production systems. Recent work combines architecture ownership for privacy-sensitive health-domain services, production event analytics, PHP integrations, and operational reliability. I design REST and event-driven backends, turn product needs into maintainable services, and lead delivery from technical design through production controls. My PHP experience includes Laravel and Symfony components, while recent Go work adds support automation and integration-platform depth.</w:t>
       </w:r>
     </w:p>
     <w:p>
@@ -209,17 +209,17 @@
           <w:szCs w:val="24"/>
           <w:rtl w:val="false"/>
         </w:rPr>
-        <w:t xml:space="preserve">Languages and frameworks:</w:t>
-      </w:r>
-      <w:r>
-        <w:rPr>
-          <w:rFonts w:ascii="Aptos" w:cs="Aptos" w:eastAsia="Aptos" w:hAnsi="Aptos"/>
-          <w:color w:val="000000"/>
-          <w:sz w:val="24"/>
-          <w:szCs w:val="24"/>
-          <w:rtl w:val="false"/>
-        </w:rPr>
-        <w:t xml:space="preserve"> PHP, Laravel, Symfony, Go.</w:t>
+        <w:t xml:space="preserve">Backend:</w:t>
+      </w:r>
+      <w:r>
+        <w:rPr>
+          <w:rFonts w:ascii="Aptos" w:cs="Aptos" w:eastAsia="Aptos" w:hAnsi="Aptos"/>
+          <w:color w:val="000000"/>
+          <w:sz w:val="24"/>
+          <w:szCs w:val="24"/>
+          <w:rtl w:val="false"/>
+        </w:rPr>
+        <w:t xml:space="preserve"> PHP, Go, Laravel, Symfony, REST APIs, OpenAPI.</w:t>
       </w:r>
       <w:r>
         <w:rPr>
@@ -242,17 +242,17 @@
           <w:szCs w:val="24"/>
           <w:rtl w:val="false"/>
         </w:rPr>
-        <w:t xml:space="preserve">Architecture and data:</w:t>
-      </w:r>
-      <w:r>
-        <w:rPr>
-          <w:rFonts w:ascii="Aptos" w:cs="Aptos" w:eastAsia="Aptos" w:hAnsi="Aptos"/>
-          <w:color w:val="000000"/>
-          <w:sz w:val="24"/>
-          <w:szCs w:val="24"/>
-          <w:rtl w:val="false"/>
-        </w:rPr>
-        <w:t xml:space="preserve"> REST APIs, OpenAPI, event-driven systems, AWS EventBridge, queues, versioned event schemas, MySQL, PostgreSQL.</w:t>
+        <w:t xml:space="preserve">Architecture and integration:</w:t>
+      </w:r>
+      <w:r>
+        <w:rPr>
+          <w:rFonts w:ascii="Aptos" w:cs="Aptos" w:eastAsia="Aptos" w:hAnsi="Aptos"/>
+          <w:color w:val="000000"/>
+          <w:sz w:val="24"/>
+          <w:szCs w:val="24"/>
+          <w:rtl w:val="false"/>
+        </w:rPr>
+        <w:t xml:space="preserve"> Event-driven systems, versioned event contracts, queues, AWS EventBridge, microservices, system design.</w:t>
       </w:r>
       <w:r>
         <w:rPr>
@@ -275,17 +275,17 @@
           <w:szCs w:val="24"/>
           <w:rtl w:val="false"/>
         </w:rPr>
-        <w:t xml:space="preserve">Operations:</w:t>
-      </w:r>
-      <w:r>
-        <w:rPr>
-          <w:rFonts w:ascii="Aptos" w:cs="Aptos" w:eastAsia="Aptos" w:hAnsi="Aptos"/>
-          <w:color w:val="000000"/>
-          <w:sz w:val="24"/>
-          <w:szCs w:val="24"/>
-          <w:rtl w:val="false"/>
-        </w:rPr>
-        <w:t xml:space="preserve"> AWS, Kubernetes, CI/CD, monitoring, production troubleshooting, SQS.</w:t>
+        <w:t xml:space="preserve">Data and operations:</w:t>
+      </w:r>
+      <w:r>
+        <w:rPr>
+          <w:rFonts w:ascii="Aptos" w:cs="Aptos" w:eastAsia="Aptos" w:hAnsi="Aptos"/>
+          <w:color w:val="000000"/>
+          <w:sz w:val="24"/>
+          <w:szCs w:val="24"/>
+          <w:rtl w:val="false"/>
+        </w:rPr>
+        <w:t xml:space="preserve"> PostgreSQL, MySQL, AWS, Kubernetes, RabbitMQ, CI/CD, monitoring and logging.</w:t>
       </w:r>
     </w:p>
     <w:p>
@@ -344,7 +344,7 @@
           <w:szCs w:val="24"/>
           <w:rtl w:val="false"/>
         </w:rPr>
-        <w:t xml:space="preserve">November 2023 – 2026</w:t>
+        <w:t xml:space="preserve">November 2023 – July 2026</w:t>
       </w:r>
     </w:p>
     <w:p>
@@ -365,7 +365,7 @@
           <w:szCs w:val="24"/>
           <w:rtl w:val="false"/>
         </w:rPr>
-        <w:t xml:space="preserve">Owned the architecture and backend of a health-domain calling platform where PII/PHI protection led the design: customer numbers stayed server-side, masked in UI and logs, and short-lived in Amazon Connect; security and call-recording compliance reviews approved production release.</w:t>
+        <w:t xml:space="preserve">Architected and released a health-domain calling platform with privacy-first PII/PHI protection; formal security and call-recording compliance reviews approved its production release.</w:t>
       </w:r>
     </w:p>
     <w:p>
@@ -386,7 +386,7 @@
           <w:szCs w:val="24"/>
           <w:rtl w:val="false"/>
         </w:rPr>
-        <w:t xml:space="preserve">Designed backend-enforced calling policy for timezone windows, holidays, do-not-call controls and opt-outs, with zero Amazon Connect retries so the platform could not circumvent customer-contact restrictions.</w:t>
+        <w:t xml:space="preserve">Designed backend-owned lawful-calling controls for time zones, holidays, do-not-call rules and opt-outs, ensuring calls could not bypass customer-contact safeguards.</w:t>
       </w:r>
     </w:p>
     <w:p>
@@ -407,7 +407,7 @@
           <w:szCs w:val="24"/>
           <w:rtl w:val="false"/>
         </w:rPr>
-        <w:t xml:space="preserve">Designed federated agent access around opaque Entra identities and least privilege, separating operational diagnostics from call access while removing per-agent AWS accounts and a SAML application.</w:t>
+        <w:t xml:space="preserve">Built a multi-tenant Go helpdesk gateway with a vendor-neutral event model, enabling the first B2B demonstration of the support-AI product.</w:t>
       </w:r>
     </w:p>
     <w:p>
@@ -428,7 +428,7 @@
           <w:szCs w:val="24"/>
           <w:rtl w:val="false"/>
         </w:rPr>
-        <w:t xml:space="preserve">Built the multi-tenant Go helpdesk gateway that isolated vendor SDKs behind a shared event model and enabled the first B2B support-AI demonstration.</w:t>
+        <w:t xml:space="preserve">Delivered self-service GDPR exports across seven data sources, giving administration a tracked workflow for export requests.</w:t>
       </w:r>
     </w:p>
     <w:p>
@@ -449,7 +449,75 @@
           <w:szCs w:val="24"/>
           <w:rtl w:val="false"/>
         </w:rPr>
-        <w:t xml:space="preserve">Built the evaluation pipeline for the production support agent, combining ticket conversations, action events and subscription-state snapshots into evaluation JSON.</w:t>
+        <w:t xml:space="preserve">Built evaluation data for the production support agent from conversations, actions and subscription-state snapshots.</w:t>
+      </w:r>
+    </w:p>
+    <w:p>
+      <w:pPr>
+        <w:bidi w:val="false"/>
+        <w:spacing w:after="120" w:before="120" w:line="259.20000000000005"/>
+        <w:jc w:val="left"/>
+      </w:pPr>
+      <w:r>
+        <w:rPr>
+          <w:rFonts w:ascii="Aptos" w:cs="Aptos" w:eastAsia="Aptos" w:hAnsi="Aptos"/>
+          <w:b/>
+          <w:bCs/>
+          <w:color w:val="000000"/>
+          <w:sz w:val="24"/>
+          <w:szCs w:val="24"/>
+          <w:rtl w:val="false"/>
+        </w:rPr>
+        <w:t xml:space="preserve">Technologies:</w:t>
+      </w:r>
+      <w:r>
+        <w:rPr>
+          <w:rFonts w:ascii="Aptos" w:cs="Aptos" w:eastAsia="Aptos" w:hAnsi="Aptos"/>
+          <w:color w:val="000000"/>
+          <w:sz w:val="24"/>
+          <w:szCs w:val="24"/>
+          <w:rtl w:val="false"/>
+        </w:rPr>
+        <w:t xml:space="preserve"> Go, PHP, PostgreSQL, AWS, Amazon Connect, SQS, Kubernetes, Intercom API, Zendesk API</w:t>
+      </w:r>
+    </w:p>
+    <w:p>
+      <w:pPr>
+        <w:pStyle w:val="3"/>
+        <w:pStyle w:val="Heading3"/>
+        <w:bidi w:val="false"/>
+        <w:spacing w:after="120" w:before="240"/>
+        <w:keepNext/>
+      </w:pPr>
+      <w:bookmarkStart w:name="_Toc_CRURATED_PHP_Software_Developer_concurre_6" w:id="1"/>
+      <w:r>
+        <w:rPr>
+          <w:rFonts w:ascii="Aptos" w:cs="Aptos" w:eastAsia="Aptos" w:hAnsi="Aptos"/>
+          <w:color w:val="000000"/>
+          <w:sz w:val="24"/>
+          <w:szCs w:val="24"/>
+          <w:rtl w:val="false"/>
+        </w:rPr>
+        <w:t xml:space="preserve">CRURATED — PHP Software Developer, concurrent part-time subcontract</w:t>
+      </w:r>
+      <w:bookmarkEnd w:id="1"/>
+    </w:p>
+    <w:p>
+      <w:pPr>
+        <w:bidi w:val="false"/>
+        <w:spacing w:after="120" w:before="120" w:line="259.20000000000005"/>
+        <w:jc w:val="left"/>
+        <w:keepNext/>
+      </w:pPr>
+      <w:r>
+        <w:rPr>
+          <w:rFonts w:ascii="Aptos" w:cs="Aptos" w:eastAsia="Aptos" w:hAnsi="Aptos"/>
+          <w:color w:val="000000"/>
+          <w:sz w:val="24"/>
+          <w:szCs w:val="24"/>
+          <w:rtl w:val="false"/>
+        </w:rPr>
+        <w:t xml:space="preserve">August 2024 – January 2026</w:t>
       </w:r>
     </w:p>
     <w:p>
@@ -470,75 +538,7 @@
           <w:szCs w:val="24"/>
           <w:rtl w:val="false"/>
         </w:rPr>
-        <w:t xml:space="preserve">Automated GDPR export and deletion workflows across seven sources through a self-service administration flow.</w:t>
-      </w:r>
-    </w:p>
-    <w:p>
-      <w:pPr>
-        <w:bidi w:val="false"/>
-        <w:spacing w:after="120" w:before="120" w:line="259.20000000000005"/>
-        <w:jc w:val="left"/>
-      </w:pPr>
-      <w:r>
-        <w:rPr>
-          <w:rFonts w:ascii="Aptos" w:cs="Aptos" w:eastAsia="Aptos" w:hAnsi="Aptos"/>
-          <w:b/>
-          <w:bCs/>
-          <w:color w:val="000000"/>
-          <w:sz w:val="24"/>
-          <w:szCs w:val="24"/>
-          <w:rtl w:val="false"/>
-        </w:rPr>
-        <w:t xml:space="preserve">Technologies:</w:t>
-      </w:r>
-      <w:r>
-        <w:rPr>
-          <w:rFonts w:ascii="Aptos" w:cs="Aptos" w:eastAsia="Aptos" w:hAnsi="Aptos"/>
-          <w:color w:val="000000"/>
-          <w:sz w:val="24"/>
-          <w:szCs w:val="24"/>
-          <w:rtl w:val="false"/>
-        </w:rPr>
-        <w:t xml:space="preserve"> Go, PHP, PostgreSQL, AWS, Amazon Connect, SQS, Kubernetes, Intercom API, Zendesk API</w:t>
-      </w:r>
-    </w:p>
-    <w:p>
-      <w:pPr>
-        <w:pStyle w:val="3"/>
-        <w:pStyle w:val="Heading3"/>
-        <w:bidi w:val="false"/>
-        <w:spacing w:after="120" w:before="240"/>
-        <w:keepNext/>
-      </w:pPr>
-      <w:bookmarkStart w:name="_Toc_CRURATED_PHP_Software_Developer_concurre_6" w:id="1"/>
-      <w:r>
-        <w:rPr>
-          <w:rFonts w:ascii="Aptos" w:cs="Aptos" w:eastAsia="Aptos" w:hAnsi="Aptos"/>
-          <w:color w:val="000000"/>
-          <w:sz w:val="24"/>
-          <w:szCs w:val="24"/>
-          <w:rtl w:val="false"/>
-        </w:rPr>
-        <w:t xml:space="preserve">CRURATED — PHP Software Developer, concurrent part-time subcontract</w:t>
-      </w:r>
-      <w:bookmarkEnd w:id="1"/>
-    </w:p>
-    <w:p>
-      <w:pPr>
-        <w:bidi w:val="false"/>
-        <w:spacing w:after="120" w:before="120" w:line="259.20000000000005"/>
-        <w:jc w:val="left"/>
-        <w:keepNext/>
-      </w:pPr>
-      <w:r>
-        <w:rPr>
-          <w:rFonts w:ascii="Aptos" w:cs="Aptos" w:eastAsia="Aptos" w:hAnsi="Aptos"/>
-          <w:color w:val="000000"/>
-          <w:sz w:val="24"/>
-          <w:szCs w:val="24"/>
-          <w:rtl w:val="false"/>
-        </w:rPr>
-        <w:t xml:space="preserve">August 2024 – January 2026</w:t>
+        <w:t xml:space="preserve">Owned production DataLake and event-analytics architecture, increasing throughput by over 10x under documented technical ownership.</w:t>
       </w:r>
     </w:p>
     <w:p>
@@ -559,7 +559,7 @@
           <w:szCs w:val="24"/>
           <w:rtl w:val="false"/>
         </w:rPr>
-        <w:t xml:space="preserve">Owned the production event analytics architecture using queues and AWS EventBridge as DataLake throughput grew by more than tenfold.</w:t>
+        <w:t xml:space="preserve">Reduced setup of a new analytics stream from several days to under four hours through modular stream design.</w:t>
       </w:r>
     </w:p>
     <w:p>
@@ -580,7 +580,7 @@
           <w:szCs w:val="24"/>
           <w:rtl w:val="false"/>
         </w:rPr>
-        <w:t xml:space="preserve">Reduced new analytics stream setup from several days to under four hours through modular stream design.</w:t>
+        <w:t xml:space="preserve">Maintained event-delivery reliability above 99.9% through fault-tolerant routing, retry design and operational monitoring.</w:t>
       </w:r>
     </w:p>
     <w:p>
@@ -601,7 +601,7 @@
           <w:szCs w:val="24"/>
           <w:rtl w:val="false"/>
         </w:rPr>
-        <w:t xml:space="preserve">Kept event delivery reliability above 99.9% through fault-tolerant pipeline design, retries and observability.</w:t>
+        <w:t xml:space="preserve">Designed versioned event contracts and parallel publication so consumers could migrate without blocking new event data.</w:t>
       </w:r>
     </w:p>
     <w:p>
@@ -622,7 +622,75 @@
           <w:szCs w:val="24"/>
           <w:rtl w:val="false"/>
         </w:rPr>
-        <w:t xml:space="preserve">Designed versioned event schemas and parallel event-version publication, allowing consumers to transition without blocking new events.</w:t>
+        <w:t xml:space="preserve">Owned a production partner integration covering authentication, account linking, collection exchange and purchase-ownership verification.</w:t>
+      </w:r>
+    </w:p>
+    <w:p>
+      <w:pPr>
+        <w:bidi w:val="false"/>
+        <w:spacing w:after="120" w:before="120" w:line="259.20000000000005"/>
+        <w:jc w:val="left"/>
+      </w:pPr>
+      <w:r>
+        <w:rPr>
+          <w:rFonts w:ascii="Aptos" w:cs="Aptos" w:eastAsia="Aptos" w:hAnsi="Aptos"/>
+          <w:b/>
+          <w:bCs/>
+          <w:color w:val="000000"/>
+          <w:sz w:val="24"/>
+          <w:szCs w:val="24"/>
+          <w:rtl w:val="false"/>
+        </w:rPr>
+        <w:t xml:space="preserve">Technologies:</w:t>
+      </w:r>
+      <w:r>
+        <w:rPr>
+          <w:rFonts w:ascii="Aptos" w:cs="Aptos" w:eastAsia="Aptos" w:hAnsi="Aptos"/>
+          <w:color w:val="000000"/>
+          <w:sz w:val="24"/>
+          <w:szCs w:val="24"/>
+          <w:rtl w:val="false"/>
+        </w:rPr>
+        <w:t xml:space="preserve"> PHP, Laravel, AWS EventBridge, queues, REST APIs, event-driven architecture</w:t>
+      </w:r>
+    </w:p>
+    <w:p>
+      <w:pPr>
+        <w:pStyle w:val="3"/>
+        <w:pStyle w:val="Heading3"/>
+        <w:bidi w:val="false"/>
+        <w:spacing w:after="120" w:before="240"/>
+        <w:keepNext/>
+      </w:pPr>
+      <w:bookmarkStart w:name="_Toc_airSlate_Software_Developer_7" w:id="1"/>
+      <w:r>
+        <w:rPr>
+          <w:rFonts w:ascii="Aptos" w:cs="Aptos" w:eastAsia="Aptos" w:hAnsi="Aptos"/>
+          <w:color w:val="000000"/>
+          <w:sz w:val="24"/>
+          <w:szCs w:val="24"/>
+          <w:rtl w:val="false"/>
+        </w:rPr>
+        <w:t xml:space="preserve">airSlate — Software Developer</w:t>
+      </w:r>
+      <w:bookmarkEnd w:id="1"/>
+    </w:p>
+    <w:p>
+      <w:pPr>
+        <w:bidi w:val="false"/>
+        <w:spacing w:after="120" w:before="120" w:line="259.20000000000005"/>
+        <w:jc w:val="left"/>
+        <w:keepNext/>
+      </w:pPr>
+      <w:r>
+        <w:rPr>
+          <w:rFonts w:ascii="Aptos" w:cs="Aptos" w:eastAsia="Aptos" w:hAnsi="Aptos"/>
+          <w:color w:val="000000"/>
+          <w:sz w:val="24"/>
+          <w:szCs w:val="24"/>
+          <w:rtl w:val="false"/>
+        </w:rPr>
+        <w:t xml:space="preserve">February 2021 – August 2023</w:t>
       </w:r>
     </w:p>
     <w:p>
@@ -643,75 +711,7 @@
           <w:szCs w:val="24"/>
           <w:rtl w:val="false"/>
         </w:rPr>
-        <w:t xml:space="preserve">Owned the production Crutrade integration across authentication and OTP, account linking, collection exchange and purchase-ownership verification.</w:t>
-      </w:r>
-    </w:p>
-    <w:p>
-      <w:pPr>
-        <w:bidi w:val="false"/>
-        <w:spacing w:after="120" w:before="120" w:line="259.20000000000005"/>
-        <w:jc w:val="left"/>
-      </w:pPr>
-      <w:r>
-        <w:rPr>
-          <w:rFonts w:ascii="Aptos" w:cs="Aptos" w:eastAsia="Aptos" w:hAnsi="Aptos"/>
-          <w:b/>
-          <w:bCs/>
-          <w:color w:val="000000"/>
-          <w:sz w:val="24"/>
-          <w:szCs w:val="24"/>
-          <w:rtl w:val="false"/>
-        </w:rPr>
-        <w:t xml:space="preserve">Technologies:</w:t>
-      </w:r>
-      <w:r>
-        <w:rPr>
-          <w:rFonts w:ascii="Aptos" w:cs="Aptos" w:eastAsia="Aptos" w:hAnsi="Aptos"/>
-          <w:color w:val="000000"/>
-          <w:sz w:val="24"/>
-          <w:szCs w:val="24"/>
-          <w:rtl w:val="false"/>
-        </w:rPr>
-        <w:t xml:space="preserve"> PHP, Laravel, AWS EventBridge, queues, REST APIs, event-driven architecture</w:t>
-      </w:r>
-    </w:p>
-    <w:p>
-      <w:pPr>
-        <w:pStyle w:val="3"/>
-        <w:pStyle w:val="Heading3"/>
-        <w:bidi w:val="false"/>
-        <w:spacing w:after="120" w:before="240"/>
-        <w:keepNext/>
-      </w:pPr>
-      <w:bookmarkStart w:name="_Toc_airSlate_Senior_Software_Developer_7" w:id="1"/>
-      <w:r>
-        <w:rPr>
-          <w:rFonts w:ascii="Aptos" w:cs="Aptos" w:eastAsia="Aptos" w:hAnsi="Aptos"/>
-          <w:color w:val="000000"/>
-          <w:sz w:val="24"/>
-          <w:szCs w:val="24"/>
-          <w:rtl w:val="false"/>
-        </w:rPr>
-        <w:t xml:space="preserve">airSlate — Senior Software Developer</w:t>
-      </w:r>
-      <w:bookmarkEnd w:id="1"/>
-    </w:p>
-    <w:p>
-      <w:pPr>
-        <w:bidi w:val="false"/>
-        <w:spacing w:after="120" w:before="120" w:line="259.20000000000005"/>
-        <w:jc w:val="left"/>
-        <w:keepNext/>
-      </w:pPr>
-      <w:r>
-        <w:rPr>
-          <w:rFonts w:ascii="Aptos" w:cs="Aptos" w:eastAsia="Aptos" w:hAnsi="Aptos"/>
-          <w:color w:val="000000"/>
-          <w:sz w:val="24"/>
-          <w:szCs w:val="24"/>
-          <w:rtl w:val="false"/>
-        </w:rPr>
-        <w:t xml:space="preserve">February 2021 – August 2023</w:t>
+        <w:t xml:space="preserve">Reduced peak pressure on the main database by removing bottlenecks and redistributing workload, improving service stability during high-traffic periods.</w:t>
       </w:r>
     </w:p>
     <w:p>
@@ -732,28 +732,7 @@
           <w:szCs w:val="24"/>
           <w:rtl w:val="false"/>
         </w:rPr>
-        <w:t xml:space="preserve">Developed a Laravel/Symfony logger package used across services and aligned it with the interservice communication standard.</w:t>
-      </w:r>
-    </w:p>
-    <w:p>
-      <w:pPr>
-        <w:pStyle w:val="ListParagraph"/>
-        <w:numPr>
-          <w:ilvl w:val="0"/>
-          <w:numId w:val="1"/>
-        </w:numPr>
-        <w:bidi w:val="false"/>
-        <w:spacing w:after="60" w:before="60"/>
-      </w:pPr>
-      <w:r>
-        <w:rPr>
-          <w:rFonts w:ascii="Aptos" w:cs="Aptos" w:eastAsia="Aptos" w:hAnsi="Aptos"/>
-          <w:color w:val="000000"/>
-          <w:sz w:val="24"/>
-          <w:szCs w:val="24"/>
-          <w:rtl w:val="false"/>
-        </w:rPr>
-        <w:t xml:space="preserve">Reduced peak load on the main database by removing bottlenecks and redistributing workload, improving stability during busy periods.</w:t>
+        <w:t xml:space="preserve">Built a Laravel/Symfony product-wide logger package aligned with the interservice communication standard, creating a shared service-level component.</w:t>
       </w:r>
     </w:p>
     <w:p>

--- a/registry/jobs/2026-09-25_004218_nova-digital_lead-backend-php-developer_72f6ead5-395f-45d9-bb98-9554ece2fe48/application/cv.docx
+++ b/registry/jobs/2026-09-25_004218_nova-digital_lead-backend-php-developer_72f6ead5-395f-45d9-bb98-9554ece2fe48/application/cv.docx
@@ -55,7 +55,7 @@
         </w:rPr>
         <w:t xml:space="preserve">Rome, Italy | </w:t>
       </w:r>
-      <w:hyperlink w:history="1" r:id="rIdg7zmtiijpsbe3cogo4hn0">
+      <w:hyperlink w:history="1" r:id="rIdwprdbvc5sx62yhp0qs46k">
         <w:r>
           <w:rPr>
             <w:rFonts w:ascii="Aptos" w:cs="Aptos" w:eastAsia="Aptos" w:hAnsi="Aptos"/>
@@ -99,7 +99,7 @@
         </w:rPr>
         <w:t xml:space="preserve">LinkedIn: </w:t>
       </w:r>
-      <w:hyperlink w:history="1" r:id="rIdcg3ohknxzszq7j_xvhxpb">
+      <w:hyperlink w:history="1" r:id="rId9hqgmgq7oj2w6qouyjrxz">
         <w:r>
           <w:rPr>
             <w:rFonts w:ascii="Aptos" w:cs="Aptos" w:eastAsia="Aptos" w:hAnsi="Aptos"/>
@@ -122,7 +122,7 @@
         </w:rPr>
         <w:t xml:space="preserve"> | GitHub: </w:t>
       </w:r>
-      <w:hyperlink w:history="1" r:id="rIdnuewdqgofaljunuhttuya">
+      <w:hyperlink w:history="1" r:id="rIdjag8yaqigqvwintry7ajn">
         <w:r>
           <w:rPr>
             <w:rFonts w:ascii="Aptos" w:cs="Aptos" w:eastAsia="Aptos" w:hAnsi="Aptos"/>
@@ -344,7 +344,7 @@
           <w:szCs w:val="24"/>
           <w:rtl w:val="false"/>
         </w:rPr>
-        <w:t xml:space="preserve">November 2023 – July 2026</w:t>
+        <w:t xml:space="preserve">November 2023 – 2026</w:t>
       </w:r>
     </w:p>
     <w:p>
@@ -662,16 +662,16 @@
         <w:spacing w:after="120" w:before="240"/>
         <w:keepNext/>
       </w:pPr>
-      <w:bookmarkStart w:name="_Toc_airSlate_Software_Developer_7" w:id="1"/>
-      <w:r>
-        <w:rPr>
-          <w:rFonts w:ascii="Aptos" w:cs="Aptos" w:eastAsia="Aptos" w:hAnsi="Aptos"/>
-          <w:color w:val="000000"/>
-          <w:sz w:val="24"/>
-          <w:szCs w:val="24"/>
-          <w:rtl w:val="false"/>
-        </w:rPr>
-        <w:t xml:space="preserve">airSlate — Software Developer</w:t>
+      <w:bookmarkStart w:name="_Toc_airSlate_Software_Developer_Programming__7" w:id="1"/>
+      <w:r>
+        <w:rPr>
+          <w:rFonts w:ascii="Aptos" w:cs="Aptos" w:eastAsia="Aptos" w:hAnsi="Aptos"/>
+          <w:color w:val="000000"/>
+          <w:sz w:val="24"/>
+          <w:szCs w:val="24"/>
+          <w:rtl w:val="false"/>
+        </w:rPr>
+        <w:t xml:space="preserve">airSlate — Software Developer / Programming Team Lead</w:t>
       </w:r>
       <w:bookmarkEnd w:id="1"/>
     </w:p>
@@ -733,6 +733,27 @@
           <w:rtl w:val="false"/>
         </w:rPr>
         <w:t xml:space="preserve">Built a Laravel/Symfony product-wide logger package aligned with the interservice communication standard, creating a shared service-level component.</w:t>
+      </w:r>
+    </w:p>
+    <w:p>
+      <w:pPr>
+        <w:pStyle w:val="ListParagraph"/>
+        <w:numPr>
+          <w:ilvl w:val="0"/>
+          <w:numId w:val="1"/>
+        </w:numPr>
+        <w:bidi w:val="false"/>
+        <w:spacing w:after="60" w:before="60"/>
+      </w:pPr>
+      <w:r>
+        <w:rPr>
+          <w:rFonts w:ascii="Aptos" w:cs="Aptos" w:eastAsia="Aptos" w:hAnsi="Aptos"/>
+          <w:color w:val="000000"/>
+          <w:sz w:val="24"/>
+          <w:szCs w:val="24"/>
+          <w:rtl w:val="false"/>
+        </w:rPr>
+        <w:t xml:space="preserve">Led epic decomposition, task delegation, and release-backlog planning with the engineering team.</w:t>
       </w:r>
     </w:p>
     <w:p>
